--- a/resources/igcse-business-pricing-strategies-phone-cases/IGCSE-Business-Pricing-Strategies-Phone-Cases-Student.docx
+++ b/resources/igcse-business-pricing-strategies-phone-cases/IGCSE-Business-Pricing-Strategies-Phone-Cases-Student.docx
@@ -57,13 +57,13 @@
         <w:tc>
           <w:tcPr>
             <w:tcW w:type="dxa" w:w="7309"/>
-            <w:shd w:fill="142D40"/>
             <w:tcBorders>
               <w:top w:val="single" w:sz="4" w:color="D9D9D9"/>
               <w:bottom w:val="single" w:sz="4" w:color="D9D9D9"/>
               <w:left w:val="single" w:sz="4" w:color="D9D9D9"/>
               <w:right w:val="single" w:sz="4" w:color="D9D9D9"/>
             </w:tcBorders>
+            <w:shd w:fill="142D40"/>
             <w:tcMar>
               <w:top w:w="85" w:type="dxa"/>
               <w:bottom w:w="85" w:type="dxa"/>
@@ -88,13 +88,13 @@
         <w:tc>
           <w:tcPr>
             <w:tcW w:type="dxa" w:w="2843"/>
-            <w:shd w:fill="142D40"/>
             <w:tcBorders>
               <w:top w:val="single" w:sz="4" w:color="D9D9D9"/>
               <w:bottom w:val="single" w:sz="4" w:color="D9D9D9"/>
               <w:left w:val="single" w:sz="4" w:color="D9D9D9"/>
               <w:right w:val="single" w:sz="4" w:color="D9D9D9"/>
             </w:tcBorders>
+            <w:shd w:fill="142D40"/>
             <w:tcMar>
               <w:top w:w="85" w:type="dxa"/>
               <w:bottom w:w="85" w:type="dxa"/>
@@ -121,13 +121,13 @@
         <w:tc>
           <w:tcPr>
             <w:tcW w:type="dxa" w:w="7309"/>
-            <w:shd w:fill="FFFFFF"/>
             <w:tcBorders>
               <w:top w:val="single" w:sz="4" w:color="D9D9D9"/>
               <w:bottom w:val="single" w:sz="4" w:color="D9D9D9"/>
               <w:left w:val="single" w:sz="4" w:color="D9D9D9"/>
               <w:right w:val="single" w:sz="4" w:color="D9D9D9"/>
             </w:tcBorders>
+            <w:shd w:fill="FFFFFF"/>
             <w:tcMar>
               <w:top w:w="85" w:type="dxa"/>
               <w:bottom w:w="85" w:type="dxa"/>
@@ -152,13 +152,13 @@
         <w:tc>
           <w:tcPr>
             <w:tcW w:type="dxa" w:w="2843"/>
-            <w:shd w:fill="FFFFFF"/>
             <w:tcBorders>
               <w:top w:val="single" w:sz="4" w:color="D9D9D9"/>
               <w:bottom w:val="single" w:sz="4" w:color="D9D9D9"/>
               <w:left w:val="single" w:sz="4" w:color="D9D9D9"/>
               <w:right w:val="single" w:sz="4" w:color="D9D9D9"/>
             </w:tcBorders>
+            <w:shd w:fill="FFFFFF"/>
             <w:tcMar>
               <w:top w:w="85" w:type="dxa"/>
               <w:bottom w:w="85" w:type="dxa"/>
@@ -184,13 +184,13 @@
         <w:tc>
           <w:tcPr>
             <w:tcW w:type="dxa" w:w="7309"/>
-            <w:shd w:fill="F1F5F7"/>
             <w:tcBorders>
               <w:top w:val="single" w:sz="4" w:color="D9D9D9"/>
               <w:bottom w:val="single" w:sz="4" w:color="D9D9D9"/>
               <w:left w:val="single" w:sz="4" w:color="D9D9D9"/>
               <w:right w:val="single" w:sz="4" w:color="D9D9D9"/>
             </w:tcBorders>
+            <w:shd w:fill="F1F5F7"/>
             <w:tcMar>
               <w:top w:w="85" w:type="dxa"/>
               <w:bottom w:w="85" w:type="dxa"/>
@@ -215,13 +215,13 @@
         <w:tc>
           <w:tcPr>
             <w:tcW w:type="dxa" w:w="2843"/>
-            <w:shd w:fill="F1F5F7"/>
             <w:tcBorders>
               <w:top w:val="single" w:sz="4" w:color="D9D9D9"/>
               <w:bottom w:val="single" w:sz="4" w:color="D9D9D9"/>
               <w:left w:val="single" w:sz="4" w:color="D9D9D9"/>
               <w:right w:val="single" w:sz="4" w:color="D9D9D9"/>
             </w:tcBorders>
+            <w:shd w:fill="F1F5F7"/>
             <w:tcMar>
               <w:top w:w="85" w:type="dxa"/>
               <w:bottom w:w="85" w:type="dxa"/>
@@ -247,13 +247,13 @@
         <w:tc>
           <w:tcPr>
             <w:tcW w:type="dxa" w:w="7309"/>
-            <w:shd w:fill="FFFFFF"/>
             <w:tcBorders>
               <w:top w:val="single" w:sz="4" w:color="D9D9D9"/>
               <w:bottom w:val="single" w:sz="4" w:color="D9D9D9"/>
               <w:left w:val="single" w:sz="4" w:color="D9D9D9"/>
               <w:right w:val="single" w:sz="4" w:color="D9D9D9"/>
             </w:tcBorders>
+            <w:shd w:fill="FFFFFF"/>
             <w:tcMar>
               <w:top w:w="85" w:type="dxa"/>
               <w:bottom w:w="85" w:type="dxa"/>
@@ -278,13 +278,13 @@
         <w:tc>
           <w:tcPr>
             <w:tcW w:type="dxa" w:w="2843"/>
-            <w:shd w:fill="FFFFFF"/>
             <w:tcBorders>
               <w:top w:val="single" w:sz="4" w:color="D9D9D9"/>
               <w:bottom w:val="single" w:sz="4" w:color="D9D9D9"/>
               <w:left w:val="single" w:sz="4" w:color="D9D9D9"/>
               <w:right w:val="single" w:sz="4" w:color="D9D9D9"/>
             </w:tcBorders>
+            <w:shd w:fill="FFFFFF"/>
             <w:tcMar>
               <w:top w:w="85" w:type="dxa"/>
               <w:bottom w:w="85" w:type="dxa"/>
@@ -310,13 +310,13 @@
         <w:tc>
           <w:tcPr>
             <w:tcW w:type="dxa" w:w="7309"/>
-            <w:shd w:fill="F1F5F7"/>
             <w:tcBorders>
               <w:top w:val="single" w:sz="4" w:color="D9D9D9"/>
               <w:bottom w:val="single" w:sz="4" w:color="D9D9D9"/>
               <w:left w:val="single" w:sz="4" w:color="D9D9D9"/>
               <w:right w:val="single" w:sz="4" w:color="D9D9D9"/>
             </w:tcBorders>
+            <w:shd w:fill="F1F5F7"/>
             <w:tcMar>
               <w:top w:w="85" w:type="dxa"/>
               <w:bottom w:w="85" w:type="dxa"/>
@@ -341,13 +341,13 @@
         <w:tc>
           <w:tcPr>
             <w:tcW w:type="dxa" w:w="2843"/>
-            <w:shd w:fill="F1F5F7"/>
             <w:tcBorders>
               <w:top w:val="single" w:sz="4" w:color="D9D9D9"/>
               <w:bottom w:val="single" w:sz="4" w:color="D9D9D9"/>
               <w:left w:val="single" w:sz="4" w:color="D9D9D9"/>
               <w:right w:val="single" w:sz="4" w:color="D9D9D9"/>
             </w:tcBorders>
+            <w:shd w:fill="F1F5F7"/>
             <w:tcMar>
               <w:top w:w="85" w:type="dxa"/>
               <w:bottom w:w="85" w:type="dxa"/>
@@ -373,13 +373,13 @@
         <w:tc>
           <w:tcPr>
             <w:tcW w:type="dxa" w:w="7309"/>
-            <w:shd w:fill="FFFFFF"/>
             <w:tcBorders>
               <w:top w:val="single" w:sz="4" w:color="D9D9D9"/>
               <w:bottom w:val="single" w:sz="4" w:color="D9D9D9"/>
               <w:left w:val="single" w:sz="4" w:color="D9D9D9"/>
               <w:right w:val="single" w:sz="4" w:color="D9D9D9"/>
             </w:tcBorders>
+            <w:shd w:fill="FFFFFF"/>
             <w:tcMar>
               <w:top w:w="85" w:type="dxa"/>
               <w:bottom w:w="85" w:type="dxa"/>
@@ -404,13 +404,13 @@
         <w:tc>
           <w:tcPr>
             <w:tcW w:type="dxa" w:w="2843"/>
-            <w:shd w:fill="FFFFFF"/>
             <w:tcBorders>
               <w:top w:val="single" w:sz="4" w:color="D9D9D9"/>
               <w:bottom w:val="single" w:sz="4" w:color="D9D9D9"/>
               <w:left w:val="single" w:sz="4" w:color="D9D9D9"/>
               <w:right w:val="single" w:sz="4" w:color="D9D9D9"/>
             </w:tcBorders>
+            <w:shd w:fill="FFFFFF"/>
             <w:tcMar>
               <w:top w:w="85" w:type="dxa"/>
               <w:bottom w:w="85" w:type="dxa"/>
@@ -475,13 +475,13 @@
         <w:tc>
           <w:tcPr>
             <w:tcW w:type="dxa" w:w="1929"/>
-            <w:shd w:fill="142D40"/>
             <w:tcBorders>
               <w:top w:val="single" w:sz="4" w:color="D9D9D9"/>
               <w:bottom w:val="single" w:sz="4" w:color="D9D9D9"/>
               <w:left w:val="single" w:sz="4" w:color="D9D9D9"/>
               <w:right w:val="single" w:sz="4" w:color="D9D9D9"/>
             </w:tcBorders>
+            <w:shd w:fill="142D40"/>
             <w:tcMar>
               <w:top w:w="85" w:type="dxa"/>
               <w:bottom w:w="85" w:type="dxa"/>
@@ -506,13 +506,13 @@
         <w:tc>
           <w:tcPr>
             <w:tcW w:type="dxa" w:w="1218"/>
-            <w:shd w:fill="142D40"/>
             <w:tcBorders>
               <w:top w:val="single" w:sz="4" w:color="D9D9D9"/>
               <w:bottom w:val="single" w:sz="4" w:color="D9D9D9"/>
               <w:left w:val="single" w:sz="4" w:color="D9D9D9"/>
               <w:right w:val="single" w:sz="4" w:color="D9D9D9"/>
             </w:tcBorders>
+            <w:shd w:fill="142D40"/>
             <w:tcMar>
               <w:top w:w="85" w:type="dxa"/>
               <w:bottom w:w="85" w:type="dxa"/>
@@ -537,13 +537,13 @@
         <w:tc>
           <w:tcPr>
             <w:tcW w:type="dxa" w:w="1421"/>
-            <w:shd w:fill="142D40"/>
             <w:tcBorders>
               <w:top w:val="single" w:sz="4" w:color="D9D9D9"/>
               <w:bottom w:val="single" w:sz="4" w:color="D9D9D9"/>
               <w:left w:val="single" w:sz="4" w:color="D9D9D9"/>
               <w:right w:val="single" w:sz="4" w:color="D9D9D9"/>
             </w:tcBorders>
+            <w:shd w:fill="142D40"/>
             <w:tcMar>
               <w:top w:w="85" w:type="dxa"/>
               <w:bottom w:w="85" w:type="dxa"/>
@@ -568,13 +568,13 @@
         <w:tc>
           <w:tcPr>
             <w:tcW w:type="dxa" w:w="1117"/>
-            <w:shd w:fill="142D40"/>
             <w:tcBorders>
               <w:top w:val="single" w:sz="4" w:color="D9D9D9"/>
               <w:bottom w:val="single" w:sz="4" w:color="D9D9D9"/>
               <w:left w:val="single" w:sz="4" w:color="D9D9D9"/>
               <w:right w:val="single" w:sz="4" w:color="D9D9D9"/>
             </w:tcBorders>
+            <w:shd w:fill="142D40"/>
             <w:tcMar>
               <w:top w:w="85" w:type="dxa"/>
               <w:bottom w:w="85" w:type="dxa"/>
@@ -599,13 +599,13 @@
         <w:tc>
           <w:tcPr>
             <w:tcW w:type="dxa" w:w="1320"/>
-            <w:shd w:fill="142D40"/>
             <w:tcBorders>
               <w:top w:val="single" w:sz="4" w:color="D9D9D9"/>
               <w:bottom w:val="single" w:sz="4" w:color="D9D9D9"/>
               <w:left w:val="single" w:sz="4" w:color="D9D9D9"/>
               <w:right w:val="single" w:sz="4" w:color="D9D9D9"/>
             </w:tcBorders>
+            <w:shd w:fill="142D40"/>
             <w:tcMar>
               <w:top w:w="85" w:type="dxa"/>
               <w:bottom w:w="85" w:type="dxa"/>
@@ -630,13 +630,13 @@
         <w:tc>
           <w:tcPr>
             <w:tcW w:type="dxa" w:w="1726"/>
-            <w:shd w:fill="142D40"/>
             <w:tcBorders>
               <w:top w:val="single" w:sz="4" w:color="D9D9D9"/>
               <w:bottom w:val="single" w:sz="4" w:color="D9D9D9"/>
               <w:left w:val="single" w:sz="4" w:color="D9D9D9"/>
               <w:right w:val="single" w:sz="4" w:color="D9D9D9"/>
             </w:tcBorders>
+            <w:shd w:fill="142D40"/>
             <w:tcMar>
               <w:top w:w="85" w:type="dxa"/>
               <w:bottom w:w="85" w:type="dxa"/>
@@ -661,13 +661,13 @@
         <w:tc>
           <w:tcPr>
             <w:tcW w:type="dxa" w:w="1421"/>
-            <w:shd w:fill="142D40"/>
             <w:tcBorders>
               <w:top w:val="single" w:sz="4" w:color="D9D9D9"/>
               <w:bottom w:val="single" w:sz="4" w:color="D9D9D9"/>
               <w:left w:val="single" w:sz="4" w:color="D9D9D9"/>
               <w:right w:val="single" w:sz="4" w:color="D9D9D9"/>
             </w:tcBorders>
+            <w:shd w:fill="142D40"/>
             <w:tcMar>
               <w:top w:w="85" w:type="dxa"/>
               <w:bottom w:w="85" w:type="dxa"/>
@@ -694,13 +694,13 @@
         <w:tc>
           <w:tcPr>
             <w:tcW w:type="dxa" w:w="1929"/>
-            <w:shd w:fill="FFFFFF"/>
             <w:tcBorders>
               <w:top w:val="single" w:sz="4" w:color="D9D9D9"/>
               <w:bottom w:val="single" w:sz="4" w:color="D9D9D9"/>
               <w:left w:val="single" w:sz="4" w:color="D9D9D9"/>
               <w:right w:val="single" w:sz="4" w:color="D9D9D9"/>
             </w:tcBorders>
+            <w:shd w:fill="FFFFFF"/>
             <w:tcMar>
               <w:top w:w="85" w:type="dxa"/>
               <w:bottom w:w="85" w:type="dxa"/>
@@ -725,13 +725,13 @@
         <w:tc>
           <w:tcPr>
             <w:tcW w:type="dxa" w:w="1218"/>
-            <w:shd w:fill="FFFFFF"/>
             <w:tcBorders>
               <w:top w:val="single" w:sz="4" w:color="D9D9D9"/>
               <w:bottom w:val="single" w:sz="4" w:color="D9D9D9"/>
               <w:left w:val="single" w:sz="4" w:color="D9D9D9"/>
               <w:right w:val="single" w:sz="4" w:color="D9D9D9"/>
             </w:tcBorders>
+            <w:shd w:fill="FFFFFF"/>
             <w:tcMar>
               <w:top w:w="85" w:type="dxa"/>
               <w:bottom w:w="85" w:type="dxa"/>
@@ -756,13 +756,13 @@
         <w:tc>
           <w:tcPr>
             <w:tcW w:type="dxa" w:w="1421"/>
-            <w:shd w:fill="FFFFFF"/>
             <w:tcBorders>
               <w:top w:val="single" w:sz="4" w:color="D9D9D9"/>
               <w:bottom w:val="single" w:sz="4" w:color="D9D9D9"/>
               <w:left w:val="single" w:sz="4" w:color="D9D9D9"/>
               <w:right w:val="single" w:sz="4" w:color="D9D9D9"/>
             </w:tcBorders>
+            <w:shd w:fill="FFFFFF"/>
             <w:tcMar>
               <w:top w:w="85" w:type="dxa"/>
               <w:bottom w:w="85" w:type="dxa"/>
@@ -787,13 +787,13 @@
         <w:tc>
           <w:tcPr>
             <w:tcW w:type="dxa" w:w="1117"/>
-            <w:shd w:fill="FFFFFF"/>
             <w:tcBorders>
               <w:top w:val="single" w:sz="4" w:color="D9D9D9"/>
               <w:bottom w:val="single" w:sz="4" w:color="D9D9D9"/>
               <w:left w:val="single" w:sz="4" w:color="D9D9D9"/>
               <w:right w:val="single" w:sz="4" w:color="D9D9D9"/>
             </w:tcBorders>
+            <w:shd w:fill="FFFFFF"/>
             <w:tcMar>
               <w:top w:w="85" w:type="dxa"/>
               <w:bottom w:w="85" w:type="dxa"/>
@@ -818,13 +818,13 @@
         <w:tc>
           <w:tcPr>
             <w:tcW w:type="dxa" w:w="1320"/>
-            <w:shd w:fill="FFFFFF"/>
             <w:tcBorders>
               <w:top w:val="single" w:sz="4" w:color="D9D9D9"/>
               <w:bottom w:val="single" w:sz="4" w:color="D9D9D9"/>
               <w:left w:val="single" w:sz="4" w:color="D9D9D9"/>
               <w:right w:val="single" w:sz="4" w:color="D9D9D9"/>
             </w:tcBorders>
+            <w:shd w:fill="FFFFFF"/>
             <w:tcMar>
               <w:top w:w="85" w:type="dxa"/>
               <w:bottom w:w="85" w:type="dxa"/>
@@ -849,13 +849,13 @@
         <w:tc>
           <w:tcPr>
             <w:tcW w:type="dxa" w:w="1726"/>
-            <w:shd w:fill="FFFFFF"/>
             <w:tcBorders>
               <w:top w:val="single" w:sz="4" w:color="D9D9D9"/>
               <w:bottom w:val="single" w:sz="4" w:color="D9D9D9"/>
               <w:left w:val="single" w:sz="4" w:color="D9D9D9"/>
               <w:right w:val="single" w:sz="4" w:color="D9D9D9"/>
             </w:tcBorders>
+            <w:shd w:fill="FFFFFF"/>
             <w:tcMar>
               <w:top w:w="85" w:type="dxa"/>
               <w:bottom w:w="85" w:type="dxa"/>
@@ -880,13 +880,13 @@
         <w:tc>
           <w:tcPr>
             <w:tcW w:type="dxa" w:w="1421"/>
-            <w:shd w:fill="FFFFFF"/>
             <w:tcBorders>
               <w:top w:val="single" w:sz="4" w:color="D9D9D9"/>
               <w:bottom w:val="single" w:sz="4" w:color="D9D9D9"/>
               <w:left w:val="single" w:sz="4" w:color="D9D9D9"/>
               <w:right w:val="single" w:sz="4" w:color="D9D9D9"/>
             </w:tcBorders>
+            <w:shd w:fill="FFFFFF"/>
             <w:tcMar>
               <w:top w:w="85" w:type="dxa"/>
               <w:bottom w:w="85" w:type="dxa"/>
@@ -913,13 +913,13 @@
         <w:tc>
           <w:tcPr>
             <w:tcW w:type="dxa" w:w="1929"/>
-            <w:shd w:fill="F1F5F7"/>
             <w:tcBorders>
               <w:top w:val="single" w:sz="4" w:color="D9D9D9"/>
               <w:bottom w:val="single" w:sz="4" w:color="D9D9D9"/>
               <w:left w:val="single" w:sz="4" w:color="D9D9D9"/>
               <w:right w:val="single" w:sz="4" w:color="D9D9D9"/>
             </w:tcBorders>
+            <w:shd w:fill="F1F5F7"/>
             <w:tcMar>
               <w:top w:w="85" w:type="dxa"/>
               <w:bottom w:w="85" w:type="dxa"/>
@@ -944,13 +944,13 @@
         <w:tc>
           <w:tcPr>
             <w:tcW w:type="dxa" w:w="1218"/>
-            <w:shd w:fill="F1F5F7"/>
             <w:tcBorders>
               <w:top w:val="single" w:sz="4" w:color="D9D9D9"/>
               <w:bottom w:val="single" w:sz="4" w:color="D9D9D9"/>
               <w:left w:val="single" w:sz="4" w:color="D9D9D9"/>
               <w:right w:val="single" w:sz="4" w:color="D9D9D9"/>
             </w:tcBorders>
+            <w:shd w:fill="F1F5F7"/>
             <w:tcMar>
               <w:top w:w="85" w:type="dxa"/>
               <w:bottom w:w="85" w:type="dxa"/>
@@ -975,13 +975,13 @@
         <w:tc>
           <w:tcPr>
             <w:tcW w:type="dxa" w:w="1421"/>
-            <w:shd w:fill="F1F5F7"/>
             <w:tcBorders>
               <w:top w:val="single" w:sz="4" w:color="D9D9D9"/>
               <w:bottom w:val="single" w:sz="4" w:color="D9D9D9"/>
               <w:left w:val="single" w:sz="4" w:color="D9D9D9"/>
               <w:right w:val="single" w:sz="4" w:color="D9D9D9"/>
             </w:tcBorders>
+            <w:shd w:fill="F1F5F7"/>
             <w:tcMar>
               <w:top w:w="85" w:type="dxa"/>
               <w:bottom w:w="85" w:type="dxa"/>
@@ -1006,13 +1006,13 @@
         <w:tc>
           <w:tcPr>
             <w:tcW w:type="dxa" w:w="1117"/>
-            <w:shd w:fill="F1F5F7"/>
             <w:tcBorders>
               <w:top w:val="single" w:sz="4" w:color="D9D9D9"/>
               <w:bottom w:val="single" w:sz="4" w:color="D9D9D9"/>
               <w:left w:val="single" w:sz="4" w:color="D9D9D9"/>
               <w:right w:val="single" w:sz="4" w:color="D9D9D9"/>
             </w:tcBorders>
+            <w:shd w:fill="F1F5F7"/>
             <w:tcMar>
               <w:top w:w="85" w:type="dxa"/>
               <w:bottom w:w="85" w:type="dxa"/>
@@ -1037,13 +1037,13 @@
         <w:tc>
           <w:tcPr>
             <w:tcW w:type="dxa" w:w="1320"/>
-            <w:shd w:fill="F1F5F7"/>
             <w:tcBorders>
               <w:top w:val="single" w:sz="4" w:color="D9D9D9"/>
               <w:bottom w:val="single" w:sz="4" w:color="D9D9D9"/>
               <w:left w:val="single" w:sz="4" w:color="D9D9D9"/>
               <w:right w:val="single" w:sz="4" w:color="D9D9D9"/>
             </w:tcBorders>
+            <w:shd w:fill="F1F5F7"/>
             <w:tcMar>
               <w:top w:w="85" w:type="dxa"/>
               <w:bottom w:w="85" w:type="dxa"/>
@@ -1067,13 +1067,13 @@
         <w:tc>
           <w:tcPr>
             <w:tcW w:type="dxa" w:w="1726"/>
-            <w:shd w:fill="F1F5F7"/>
             <w:tcBorders>
               <w:top w:val="single" w:sz="4" w:color="D9D9D9"/>
               <w:bottom w:val="single" w:sz="4" w:color="D9D9D9"/>
               <w:left w:val="single" w:sz="4" w:color="D9D9D9"/>
               <w:right w:val="single" w:sz="4" w:color="D9D9D9"/>
             </w:tcBorders>
+            <w:shd w:fill="F1F5F7"/>
             <w:tcMar>
               <w:top w:w="85" w:type="dxa"/>
               <w:bottom w:w="85" w:type="dxa"/>
@@ -1097,13 +1097,13 @@
         <w:tc>
           <w:tcPr>
             <w:tcW w:type="dxa" w:w="1421"/>
-            <w:shd w:fill="F1F5F7"/>
             <w:tcBorders>
               <w:top w:val="single" w:sz="4" w:color="D9D9D9"/>
               <w:bottom w:val="single" w:sz="4" w:color="D9D9D9"/>
               <w:left w:val="single" w:sz="4" w:color="D9D9D9"/>
               <w:right w:val="single" w:sz="4" w:color="D9D9D9"/>
             </w:tcBorders>
+            <w:shd w:fill="F1F5F7"/>
             <w:tcMar>
               <w:top w:w="85" w:type="dxa"/>
               <w:bottom w:w="85" w:type="dxa"/>
@@ -1129,13 +1129,13 @@
         <w:tc>
           <w:tcPr>
             <w:tcW w:type="dxa" w:w="1929"/>
-            <w:shd w:fill="FFFFFF"/>
             <w:tcBorders>
               <w:top w:val="single" w:sz="4" w:color="D9D9D9"/>
               <w:bottom w:val="single" w:sz="4" w:color="D9D9D9"/>
               <w:left w:val="single" w:sz="4" w:color="D9D9D9"/>
               <w:right w:val="single" w:sz="4" w:color="D9D9D9"/>
             </w:tcBorders>
+            <w:shd w:fill="FFFFFF"/>
             <w:tcMar>
               <w:top w:w="85" w:type="dxa"/>
               <w:bottom w:w="85" w:type="dxa"/>
@@ -1160,13 +1160,13 @@
         <w:tc>
           <w:tcPr>
             <w:tcW w:type="dxa" w:w="1218"/>
-            <w:shd w:fill="FFFFFF"/>
             <w:tcBorders>
               <w:top w:val="single" w:sz="4" w:color="D9D9D9"/>
               <w:bottom w:val="single" w:sz="4" w:color="D9D9D9"/>
               <w:left w:val="single" w:sz="4" w:color="D9D9D9"/>
               <w:right w:val="single" w:sz="4" w:color="D9D9D9"/>
             </w:tcBorders>
+            <w:shd w:fill="FFFFFF"/>
             <w:tcMar>
               <w:top w:w="85" w:type="dxa"/>
               <w:bottom w:w="85" w:type="dxa"/>
@@ -1191,13 +1191,13 @@
         <w:tc>
           <w:tcPr>
             <w:tcW w:type="dxa" w:w="1421"/>
-            <w:shd w:fill="FFFFFF"/>
             <w:tcBorders>
               <w:top w:val="single" w:sz="4" w:color="D9D9D9"/>
               <w:bottom w:val="single" w:sz="4" w:color="D9D9D9"/>
               <w:left w:val="single" w:sz="4" w:color="D9D9D9"/>
               <w:right w:val="single" w:sz="4" w:color="D9D9D9"/>
             </w:tcBorders>
+            <w:shd w:fill="FFFFFF"/>
             <w:tcMar>
               <w:top w:w="85" w:type="dxa"/>
               <w:bottom w:w="85" w:type="dxa"/>
@@ -1222,13 +1222,13 @@
         <w:tc>
           <w:tcPr>
             <w:tcW w:type="dxa" w:w="1117"/>
-            <w:shd w:fill="FFFFFF"/>
             <w:tcBorders>
               <w:top w:val="single" w:sz="4" w:color="D9D9D9"/>
               <w:bottom w:val="single" w:sz="4" w:color="D9D9D9"/>
               <w:left w:val="single" w:sz="4" w:color="D9D9D9"/>
               <w:right w:val="single" w:sz="4" w:color="D9D9D9"/>
             </w:tcBorders>
+            <w:shd w:fill="FFFFFF"/>
             <w:tcMar>
               <w:top w:w="85" w:type="dxa"/>
               <w:bottom w:w="85" w:type="dxa"/>
@@ -1253,13 +1253,13 @@
         <w:tc>
           <w:tcPr>
             <w:tcW w:type="dxa" w:w="1320"/>
-            <w:shd w:fill="FFFFFF"/>
             <w:tcBorders>
               <w:top w:val="single" w:sz="4" w:color="D9D9D9"/>
               <w:bottom w:val="single" w:sz="4" w:color="D9D9D9"/>
               <w:left w:val="single" w:sz="4" w:color="D9D9D9"/>
               <w:right w:val="single" w:sz="4" w:color="D9D9D9"/>
             </w:tcBorders>
+            <w:shd w:fill="FFFFFF"/>
             <w:tcMar>
               <w:top w:w="85" w:type="dxa"/>
               <w:bottom w:w="85" w:type="dxa"/>
@@ -1283,13 +1283,13 @@
         <w:tc>
           <w:tcPr>
             <w:tcW w:type="dxa" w:w="1726"/>
-            <w:shd w:fill="FFFFFF"/>
             <w:tcBorders>
               <w:top w:val="single" w:sz="4" w:color="D9D9D9"/>
               <w:bottom w:val="single" w:sz="4" w:color="D9D9D9"/>
               <w:left w:val="single" w:sz="4" w:color="D9D9D9"/>
               <w:right w:val="single" w:sz="4" w:color="D9D9D9"/>
             </w:tcBorders>
+            <w:shd w:fill="FFFFFF"/>
             <w:tcMar>
               <w:top w:w="85" w:type="dxa"/>
               <w:bottom w:w="85" w:type="dxa"/>
@@ -1313,13 +1313,13 @@
         <w:tc>
           <w:tcPr>
             <w:tcW w:type="dxa" w:w="1421"/>
-            <w:shd w:fill="FFFFFF"/>
             <w:tcBorders>
               <w:top w:val="single" w:sz="4" w:color="D9D9D9"/>
               <w:bottom w:val="single" w:sz="4" w:color="D9D9D9"/>
               <w:left w:val="single" w:sz="4" w:color="D9D9D9"/>
               <w:right w:val="single" w:sz="4" w:color="D9D9D9"/>
             </w:tcBorders>
+            <w:shd w:fill="FFFFFF"/>
             <w:tcMar>
               <w:top w:w="85" w:type="dxa"/>
               <w:bottom w:w="85" w:type="dxa"/>
@@ -1722,13 +1722,13 @@
         <w:tc>
           <w:tcPr>
             <w:tcW w:type="dxa" w:w="7512"/>
-            <w:shd w:fill="142D40"/>
             <w:tcBorders>
               <w:top w:val="single" w:sz="4" w:color="D9D9D9"/>
               <w:bottom w:val="single" w:sz="4" w:color="D9D9D9"/>
               <w:left w:val="single" w:sz="4" w:color="D9D9D9"/>
               <w:right w:val="single" w:sz="4" w:color="D9D9D9"/>
             </w:tcBorders>
+            <w:shd w:fill="142D40"/>
             <w:tcMar>
               <w:top w:w="85" w:type="dxa"/>
               <w:bottom w:w="85" w:type="dxa"/>
@@ -1753,13 +1753,13 @@
         <w:tc>
           <w:tcPr>
             <w:tcW w:type="dxa" w:w="2640"/>
-            <w:shd w:fill="142D40"/>
             <w:tcBorders>
               <w:top w:val="single" w:sz="4" w:color="D9D9D9"/>
               <w:bottom w:val="single" w:sz="4" w:color="D9D9D9"/>
               <w:left w:val="single" w:sz="4" w:color="D9D9D9"/>
               <w:right w:val="single" w:sz="4" w:color="D9D9D9"/>
             </w:tcBorders>
+            <w:shd w:fill="142D40"/>
             <w:tcMar>
               <w:top w:w="85" w:type="dxa"/>
               <w:bottom w:w="85" w:type="dxa"/>
@@ -1786,13 +1786,13 @@
         <w:tc>
           <w:tcPr>
             <w:tcW w:type="dxa" w:w="7512"/>
-            <w:shd w:fill="FFFFFF"/>
             <w:tcBorders>
               <w:top w:val="single" w:sz="4" w:color="D9D9D9"/>
               <w:bottom w:val="single" w:sz="4" w:color="D9D9D9"/>
               <w:left w:val="single" w:sz="4" w:color="D9D9D9"/>
               <w:right w:val="single" w:sz="4" w:color="D9D9D9"/>
             </w:tcBorders>
+            <w:shd w:fill="FFFFFF"/>
             <w:tcMar>
               <w:top w:w="85" w:type="dxa"/>
               <w:bottom w:w="85" w:type="dxa"/>
@@ -1817,13 +1817,13 @@
         <w:tc>
           <w:tcPr>
             <w:tcW w:type="dxa" w:w="2640"/>
-            <w:shd w:fill="FFFFFF"/>
             <w:tcBorders>
               <w:top w:val="single" w:sz="4" w:color="D9D9D9"/>
               <w:bottom w:val="single" w:sz="4" w:color="D9D9D9"/>
               <w:left w:val="single" w:sz="4" w:color="D9D9D9"/>
               <w:right w:val="single" w:sz="4" w:color="D9D9D9"/>
             </w:tcBorders>
+            <w:shd w:fill="FFFFFF"/>
             <w:tcMar>
               <w:top w:w="85" w:type="dxa"/>
               <w:bottom w:w="85" w:type="dxa"/>
@@ -1849,13 +1849,13 @@
         <w:tc>
           <w:tcPr>
             <w:tcW w:type="dxa" w:w="7512"/>
-            <w:shd w:fill="F1F5F7"/>
             <w:tcBorders>
               <w:top w:val="single" w:sz="4" w:color="D9D9D9"/>
               <w:bottom w:val="single" w:sz="4" w:color="D9D9D9"/>
               <w:left w:val="single" w:sz="4" w:color="D9D9D9"/>
               <w:right w:val="single" w:sz="4" w:color="D9D9D9"/>
             </w:tcBorders>
+            <w:shd w:fill="F1F5F7"/>
             <w:tcMar>
               <w:top w:w="85" w:type="dxa"/>
               <w:bottom w:w="85" w:type="dxa"/>
@@ -1880,13 +1880,13 @@
         <w:tc>
           <w:tcPr>
             <w:tcW w:type="dxa" w:w="2640"/>
-            <w:shd w:fill="F1F5F7"/>
             <w:tcBorders>
               <w:top w:val="single" w:sz="4" w:color="D9D9D9"/>
               <w:bottom w:val="single" w:sz="4" w:color="D9D9D9"/>
               <w:left w:val="single" w:sz="4" w:color="D9D9D9"/>
               <w:right w:val="single" w:sz="4" w:color="D9D9D9"/>
             </w:tcBorders>
+            <w:shd w:fill="F1F5F7"/>
             <w:tcMar>
               <w:top w:w="85" w:type="dxa"/>
               <w:bottom w:w="85" w:type="dxa"/>
@@ -1912,13 +1912,13 @@
         <w:tc>
           <w:tcPr>
             <w:tcW w:type="dxa" w:w="7512"/>
-            <w:shd w:fill="FFFFFF"/>
             <w:tcBorders>
               <w:top w:val="single" w:sz="4" w:color="D9D9D9"/>
               <w:bottom w:val="single" w:sz="4" w:color="D9D9D9"/>
               <w:left w:val="single" w:sz="4" w:color="D9D9D9"/>
               <w:right w:val="single" w:sz="4" w:color="D9D9D9"/>
             </w:tcBorders>
+            <w:shd w:fill="FFFFFF"/>
             <w:tcMar>
               <w:top w:w="85" w:type="dxa"/>
               <w:bottom w:w="85" w:type="dxa"/>
@@ -1943,13 +1943,13 @@
         <w:tc>
           <w:tcPr>
             <w:tcW w:type="dxa" w:w="2640"/>
-            <w:shd w:fill="FFFFFF"/>
             <w:tcBorders>
               <w:top w:val="single" w:sz="4" w:color="D9D9D9"/>
               <w:bottom w:val="single" w:sz="4" w:color="D9D9D9"/>
               <w:left w:val="single" w:sz="4" w:color="D9D9D9"/>
               <w:right w:val="single" w:sz="4" w:color="D9D9D9"/>
             </w:tcBorders>
+            <w:shd w:fill="FFFFFF"/>
             <w:tcMar>
               <w:top w:w="85" w:type="dxa"/>
               <w:bottom w:w="85" w:type="dxa"/>
@@ -1975,13 +1975,13 @@
         <w:tc>
           <w:tcPr>
             <w:tcW w:type="dxa" w:w="7512"/>
-            <w:shd w:fill="F1F5F7"/>
             <w:tcBorders>
               <w:top w:val="single" w:sz="4" w:color="D9D9D9"/>
               <w:bottom w:val="single" w:sz="4" w:color="D9D9D9"/>
               <w:left w:val="single" w:sz="4" w:color="D9D9D9"/>
               <w:right w:val="single" w:sz="4" w:color="D9D9D9"/>
             </w:tcBorders>
+            <w:shd w:fill="F1F5F7"/>
             <w:tcMar>
               <w:top w:w="85" w:type="dxa"/>
               <w:bottom w:w="85" w:type="dxa"/>
@@ -2006,13 +2006,13 @@
         <w:tc>
           <w:tcPr>
             <w:tcW w:type="dxa" w:w="2640"/>
-            <w:shd w:fill="F1F5F7"/>
             <w:tcBorders>
               <w:top w:val="single" w:sz="4" w:color="D9D9D9"/>
               <w:bottom w:val="single" w:sz="4" w:color="D9D9D9"/>
               <w:left w:val="single" w:sz="4" w:color="D9D9D9"/>
               <w:right w:val="single" w:sz="4" w:color="D9D9D9"/>
             </w:tcBorders>
+            <w:shd w:fill="F1F5F7"/>
             <w:tcMar>
               <w:top w:w="85" w:type="dxa"/>
               <w:bottom w:w="85" w:type="dxa"/>
@@ -2038,13 +2038,13 @@
         <w:tc>
           <w:tcPr>
             <w:tcW w:type="dxa" w:w="7512"/>
-            <w:shd w:fill="FFFFFF"/>
             <w:tcBorders>
               <w:top w:val="single" w:sz="4" w:color="D9D9D9"/>
               <w:bottom w:val="single" w:sz="4" w:color="D9D9D9"/>
               <w:left w:val="single" w:sz="4" w:color="D9D9D9"/>
               <w:right w:val="single" w:sz="4" w:color="D9D9D9"/>
             </w:tcBorders>
+            <w:shd w:fill="FFFFFF"/>
             <w:tcMar>
               <w:top w:w="85" w:type="dxa"/>
               <w:bottom w:w="85" w:type="dxa"/>
@@ -2069,13 +2069,13 @@
         <w:tc>
           <w:tcPr>
             <w:tcW w:type="dxa" w:w="2640"/>
-            <w:shd w:fill="FFFFFF"/>
             <w:tcBorders>
               <w:top w:val="single" w:sz="4" w:color="D9D9D9"/>
               <w:bottom w:val="single" w:sz="4" w:color="D9D9D9"/>
               <w:left w:val="single" w:sz="4" w:color="D9D9D9"/>
               <w:right w:val="single" w:sz="4" w:color="D9D9D9"/>
             </w:tcBorders>
+            <w:shd w:fill="FFFFFF"/>
             <w:tcMar>
               <w:top w:w="85" w:type="dxa"/>
               <w:bottom w:w="85" w:type="dxa"/>
@@ -2228,13 +2228,13 @@
         <w:tc>
           <w:tcPr>
             <w:tcW w:type="dxa" w:w="4061"/>
-            <w:shd w:fill="142D40"/>
             <w:tcBorders>
               <w:top w:val="single" w:sz="4" w:color="D9D9D9"/>
               <w:bottom w:val="single" w:sz="4" w:color="D9D9D9"/>
               <w:left w:val="single" w:sz="4" w:color="D9D9D9"/>
               <w:right w:val="single" w:sz="4" w:color="D9D9D9"/>
             </w:tcBorders>
+            <w:shd w:fill="142D40"/>
             <w:tcMar>
               <w:top w:w="85" w:type="dxa"/>
               <w:bottom w:w="85" w:type="dxa"/>
@@ -2259,13 +2259,13 @@
         <w:tc>
           <w:tcPr>
             <w:tcW w:type="dxa" w:w="3046"/>
-            <w:shd w:fill="142D40"/>
             <w:tcBorders>
               <w:top w:val="single" w:sz="4" w:color="D9D9D9"/>
               <w:bottom w:val="single" w:sz="4" w:color="D9D9D9"/>
               <w:left w:val="single" w:sz="4" w:color="D9D9D9"/>
               <w:right w:val="single" w:sz="4" w:color="D9D9D9"/>
             </w:tcBorders>
+            <w:shd w:fill="142D40"/>
             <w:tcMar>
               <w:top w:w="85" w:type="dxa"/>
               <w:bottom w:w="85" w:type="dxa"/>
@@ -2290,13 +2290,13 @@
         <w:tc>
           <w:tcPr>
             <w:tcW w:type="dxa" w:w="3046"/>
-            <w:shd w:fill="142D40"/>
             <w:tcBorders>
               <w:top w:val="single" w:sz="4" w:color="D9D9D9"/>
               <w:bottom w:val="single" w:sz="4" w:color="D9D9D9"/>
               <w:left w:val="single" w:sz="4" w:color="D9D9D9"/>
               <w:right w:val="single" w:sz="4" w:color="D9D9D9"/>
             </w:tcBorders>
+            <w:shd w:fill="142D40"/>
             <w:tcMar>
               <w:top w:w="85" w:type="dxa"/>
               <w:bottom w:w="85" w:type="dxa"/>
@@ -2323,13 +2323,13 @@
         <w:tc>
           <w:tcPr>
             <w:tcW w:type="dxa" w:w="4061"/>
-            <w:shd w:fill="FFFFFF"/>
             <w:tcBorders>
               <w:top w:val="single" w:sz="4" w:color="D9D9D9"/>
               <w:bottom w:val="single" w:sz="4" w:color="D9D9D9"/>
               <w:left w:val="single" w:sz="4" w:color="D9D9D9"/>
               <w:right w:val="single" w:sz="4" w:color="D9D9D9"/>
             </w:tcBorders>
+            <w:shd w:fill="FFFFFF"/>
             <w:tcMar>
               <w:top w:w="85" w:type="dxa"/>
               <w:bottom w:w="85" w:type="dxa"/>
@@ -2354,13 +2354,13 @@
         <w:tc>
           <w:tcPr>
             <w:tcW w:type="dxa" w:w="3046"/>
-            <w:shd w:fill="FFFFFF"/>
             <w:tcBorders>
               <w:top w:val="single" w:sz="4" w:color="D9D9D9"/>
               <w:bottom w:val="single" w:sz="4" w:color="D9D9D9"/>
               <w:left w:val="single" w:sz="4" w:color="D9D9D9"/>
               <w:right w:val="single" w:sz="4" w:color="D9D9D9"/>
             </w:tcBorders>
+            <w:shd w:fill="FFFFFF"/>
             <w:tcMar>
               <w:top w:w="85" w:type="dxa"/>
               <w:bottom w:w="85" w:type="dxa"/>
@@ -2385,13 +2385,13 @@
         <w:tc>
           <w:tcPr>
             <w:tcW w:type="dxa" w:w="3046"/>
-            <w:shd w:fill="FFFFFF"/>
             <w:tcBorders>
               <w:top w:val="single" w:sz="4" w:color="D9D9D9"/>
               <w:bottom w:val="single" w:sz="4" w:color="D9D9D9"/>
               <w:left w:val="single" w:sz="4" w:color="D9D9D9"/>
               <w:right w:val="single" w:sz="4" w:color="D9D9D9"/>
             </w:tcBorders>
+            <w:shd w:fill="FFFFFF"/>
             <w:tcMar>
               <w:top w:w="85" w:type="dxa"/>
               <w:bottom w:w="85" w:type="dxa"/>
@@ -2417,13 +2417,13 @@
         <w:tc>
           <w:tcPr>
             <w:tcW w:type="dxa" w:w="4061"/>
-            <w:shd w:fill="F1F5F7"/>
             <w:tcBorders>
               <w:top w:val="single" w:sz="4" w:color="D9D9D9"/>
               <w:bottom w:val="single" w:sz="4" w:color="D9D9D9"/>
               <w:left w:val="single" w:sz="4" w:color="D9D9D9"/>
               <w:right w:val="single" w:sz="4" w:color="D9D9D9"/>
             </w:tcBorders>
+            <w:shd w:fill="F1F5F7"/>
             <w:tcMar>
               <w:top w:w="85" w:type="dxa"/>
               <w:bottom w:w="85" w:type="dxa"/>
@@ -2448,13 +2448,13 @@
         <w:tc>
           <w:tcPr>
             <w:tcW w:type="dxa" w:w="3046"/>
-            <w:shd w:fill="F1F5F7"/>
             <w:tcBorders>
               <w:top w:val="single" w:sz="4" w:color="D9D9D9"/>
               <w:bottom w:val="single" w:sz="4" w:color="D9D9D9"/>
               <w:left w:val="single" w:sz="4" w:color="D9D9D9"/>
               <w:right w:val="single" w:sz="4" w:color="D9D9D9"/>
             </w:tcBorders>
+            <w:shd w:fill="F1F5F7"/>
             <w:tcMar>
               <w:top w:w="85" w:type="dxa"/>
               <w:bottom w:w="85" w:type="dxa"/>
@@ -2478,13 +2478,13 @@
         <w:tc>
           <w:tcPr>
             <w:tcW w:type="dxa" w:w="3046"/>
-            <w:shd w:fill="F1F5F7"/>
             <w:tcBorders>
               <w:top w:val="single" w:sz="4" w:color="D9D9D9"/>
               <w:bottom w:val="single" w:sz="4" w:color="D9D9D9"/>
               <w:left w:val="single" w:sz="4" w:color="D9D9D9"/>
               <w:right w:val="single" w:sz="4" w:color="D9D9D9"/>
             </w:tcBorders>
+            <w:shd w:fill="F1F5F7"/>
             <w:tcMar>
               <w:top w:w="85" w:type="dxa"/>
               <w:bottom w:w="85" w:type="dxa"/>
@@ -2510,13 +2510,13 @@
         <w:tc>
           <w:tcPr>
             <w:tcW w:type="dxa" w:w="4061"/>
-            <w:shd w:fill="FFFFFF"/>
             <w:tcBorders>
               <w:top w:val="single" w:sz="4" w:color="D9D9D9"/>
               <w:bottom w:val="single" w:sz="4" w:color="D9D9D9"/>
               <w:left w:val="single" w:sz="4" w:color="D9D9D9"/>
               <w:right w:val="single" w:sz="4" w:color="D9D9D9"/>
             </w:tcBorders>
+            <w:shd w:fill="FFFFFF"/>
             <w:tcMar>
               <w:top w:w="85" w:type="dxa"/>
               <w:bottom w:w="85" w:type="dxa"/>
@@ -2541,13 +2541,13 @@
         <w:tc>
           <w:tcPr>
             <w:tcW w:type="dxa" w:w="3046"/>
-            <w:shd w:fill="FFFFFF"/>
             <w:tcBorders>
               <w:top w:val="single" w:sz="4" w:color="D9D9D9"/>
               <w:bottom w:val="single" w:sz="4" w:color="D9D9D9"/>
               <w:left w:val="single" w:sz="4" w:color="D9D9D9"/>
               <w:right w:val="single" w:sz="4" w:color="D9D9D9"/>
             </w:tcBorders>
+            <w:shd w:fill="FFFFFF"/>
             <w:tcMar>
               <w:top w:w="85" w:type="dxa"/>
               <w:bottom w:w="85" w:type="dxa"/>
@@ -2572,13 +2572,13 @@
         <w:tc>
           <w:tcPr>
             <w:tcW w:type="dxa" w:w="3046"/>
-            <w:shd w:fill="FFFFFF"/>
             <w:tcBorders>
               <w:top w:val="single" w:sz="4" w:color="D9D9D9"/>
               <w:bottom w:val="single" w:sz="4" w:color="D9D9D9"/>
               <w:left w:val="single" w:sz="4" w:color="D9D9D9"/>
               <w:right w:val="single" w:sz="4" w:color="D9D9D9"/>
             </w:tcBorders>
+            <w:shd w:fill="FFFFFF"/>
             <w:tcMar>
               <w:top w:w="85" w:type="dxa"/>
               <w:bottom w:w="85" w:type="dxa"/>
@@ -2605,13 +2605,13 @@
         <w:tc>
           <w:tcPr>
             <w:tcW w:type="dxa" w:w="4061"/>
-            <w:shd w:fill="F1F5F7"/>
             <w:tcBorders>
               <w:top w:val="single" w:sz="4" w:color="D9D9D9"/>
               <w:bottom w:val="single" w:sz="4" w:color="D9D9D9"/>
               <w:left w:val="single" w:sz="4" w:color="D9D9D9"/>
               <w:right w:val="single" w:sz="4" w:color="D9D9D9"/>
             </w:tcBorders>
+            <w:shd w:fill="F1F5F7"/>
             <w:tcMar>
               <w:top w:w="85" w:type="dxa"/>
               <w:bottom w:w="85" w:type="dxa"/>
@@ -2636,13 +2636,13 @@
         <w:tc>
           <w:tcPr>
             <w:tcW w:type="dxa" w:w="3046"/>
-            <w:shd w:fill="F1F5F7"/>
             <w:tcBorders>
               <w:top w:val="single" w:sz="4" w:color="D9D9D9"/>
               <w:bottom w:val="single" w:sz="4" w:color="D9D9D9"/>
               <w:left w:val="single" w:sz="4" w:color="D9D9D9"/>
               <w:right w:val="single" w:sz="4" w:color="D9D9D9"/>
             </w:tcBorders>
+            <w:shd w:fill="F1F5F7"/>
             <w:tcMar>
               <w:top w:w="85" w:type="dxa"/>
               <w:bottom w:w="85" w:type="dxa"/>
@@ -2666,13 +2666,13 @@
         <w:tc>
           <w:tcPr>
             <w:tcW w:type="dxa" w:w="3046"/>
-            <w:shd w:fill="F1F5F7"/>
             <w:tcBorders>
               <w:top w:val="single" w:sz="4" w:color="D9D9D9"/>
               <w:bottom w:val="single" w:sz="4" w:color="D9D9D9"/>
               <w:left w:val="single" w:sz="4" w:color="D9D9D9"/>
               <w:right w:val="single" w:sz="4" w:color="D9D9D9"/>
             </w:tcBorders>
+            <w:shd w:fill="F1F5F7"/>
             <w:tcMar>
               <w:top w:w="85" w:type="dxa"/>
               <w:bottom w:w="85" w:type="dxa"/>
@@ -2698,13 +2698,13 @@
         <w:tc>
           <w:tcPr>
             <w:tcW w:type="dxa" w:w="4061"/>
-            <w:shd w:fill="FFFFFF"/>
             <w:tcBorders>
               <w:top w:val="single" w:sz="4" w:color="D9D9D9"/>
               <w:bottom w:val="single" w:sz="4" w:color="D9D9D9"/>
               <w:left w:val="single" w:sz="4" w:color="D9D9D9"/>
               <w:right w:val="single" w:sz="4" w:color="D9D9D9"/>
             </w:tcBorders>
+            <w:shd w:fill="FFFFFF"/>
             <w:tcMar>
               <w:top w:w="85" w:type="dxa"/>
               <w:bottom w:w="85" w:type="dxa"/>
@@ -2729,13 +2729,13 @@
         <w:tc>
           <w:tcPr>
             <w:tcW w:type="dxa" w:w="3046"/>
-            <w:shd w:fill="FFFFFF"/>
             <w:tcBorders>
               <w:top w:val="single" w:sz="4" w:color="D9D9D9"/>
               <w:bottom w:val="single" w:sz="4" w:color="D9D9D9"/>
               <w:left w:val="single" w:sz="4" w:color="D9D9D9"/>
               <w:right w:val="single" w:sz="4" w:color="D9D9D9"/>
             </w:tcBorders>
+            <w:shd w:fill="FFFFFF"/>
             <w:tcMar>
               <w:top w:w="85" w:type="dxa"/>
               <w:bottom w:w="85" w:type="dxa"/>
@@ -2759,13 +2759,13 @@
         <w:tc>
           <w:tcPr>
             <w:tcW w:type="dxa" w:w="3046"/>
-            <w:shd w:fill="FFFFFF"/>
             <w:tcBorders>
               <w:top w:val="single" w:sz="4" w:color="D9D9D9"/>
               <w:bottom w:val="single" w:sz="4" w:color="D9D9D9"/>
               <w:left w:val="single" w:sz="4" w:color="D9D9D9"/>
               <w:right w:val="single" w:sz="4" w:color="D9D9D9"/>
             </w:tcBorders>
+            <w:shd w:fill="FFFFFF"/>
             <w:tcMar>
               <w:top w:w="85" w:type="dxa"/>
               <w:bottom w:w="85" w:type="dxa"/>
@@ -3005,13 +3005,13 @@
         <w:tc>
           <w:tcPr>
             <w:tcW w:type="dxa" w:w="2436"/>
-            <w:shd w:fill="142D40"/>
             <w:tcBorders>
               <w:top w:val="single" w:sz="4" w:color="D9D9D9"/>
               <w:bottom w:val="single" w:sz="4" w:color="D9D9D9"/>
               <w:left w:val="single" w:sz="4" w:color="D9D9D9"/>
               <w:right w:val="single" w:sz="4" w:color="D9D9D9"/>
             </w:tcBorders>
+            <w:shd w:fill="142D40"/>
             <w:tcMar>
               <w:top w:w="85" w:type="dxa"/>
               <w:bottom w:w="85" w:type="dxa"/>
@@ -3036,13 +3036,13 @@
         <w:tc>
           <w:tcPr>
             <w:tcW w:type="dxa" w:w="1218"/>
-            <w:shd w:fill="142D40"/>
             <w:tcBorders>
               <w:top w:val="single" w:sz="4" w:color="D9D9D9"/>
               <w:bottom w:val="single" w:sz="4" w:color="D9D9D9"/>
               <w:left w:val="single" w:sz="4" w:color="D9D9D9"/>
               <w:right w:val="single" w:sz="4" w:color="D9D9D9"/>
             </w:tcBorders>
+            <w:shd w:fill="142D40"/>
             <w:tcMar>
               <w:top w:w="85" w:type="dxa"/>
               <w:bottom w:w="85" w:type="dxa"/>
@@ -3067,13 +3067,13 @@
         <w:tc>
           <w:tcPr>
             <w:tcW w:type="dxa" w:w="1624"/>
-            <w:shd w:fill="142D40"/>
             <w:tcBorders>
               <w:top w:val="single" w:sz="4" w:color="D9D9D9"/>
               <w:bottom w:val="single" w:sz="4" w:color="D9D9D9"/>
               <w:left w:val="single" w:sz="4" w:color="D9D9D9"/>
               <w:right w:val="single" w:sz="4" w:color="D9D9D9"/>
             </w:tcBorders>
+            <w:shd w:fill="142D40"/>
             <w:tcMar>
               <w:top w:w="85" w:type="dxa"/>
               <w:bottom w:w="85" w:type="dxa"/>
@@ -3098,13 +3098,13 @@
         <w:tc>
           <w:tcPr>
             <w:tcW w:type="dxa" w:w="1624"/>
-            <w:shd w:fill="142D40"/>
             <w:tcBorders>
               <w:top w:val="single" w:sz="4" w:color="D9D9D9"/>
               <w:bottom w:val="single" w:sz="4" w:color="D9D9D9"/>
               <w:left w:val="single" w:sz="4" w:color="D9D9D9"/>
               <w:right w:val="single" w:sz="4" w:color="D9D9D9"/>
             </w:tcBorders>
+            <w:shd w:fill="142D40"/>
             <w:tcMar>
               <w:top w:w="85" w:type="dxa"/>
               <w:bottom w:w="85" w:type="dxa"/>
@@ -3129,13 +3129,13 @@
         <w:tc>
           <w:tcPr>
             <w:tcW w:type="dxa" w:w="1523"/>
-            <w:shd w:fill="142D40"/>
             <w:tcBorders>
               <w:top w:val="single" w:sz="4" w:color="D9D9D9"/>
               <w:bottom w:val="single" w:sz="4" w:color="D9D9D9"/>
               <w:left w:val="single" w:sz="4" w:color="D9D9D9"/>
               <w:right w:val="single" w:sz="4" w:color="D9D9D9"/>
             </w:tcBorders>
+            <w:shd w:fill="142D40"/>
             <w:tcMar>
               <w:top w:w="85" w:type="dxa"/>
               <w:bottom w:w="85" w:type="dxa"/>
@@ -3160,13 +3160,13 @@
         <w:tc>
           <w:tcPr>
             <w:tcW w:type="dxa" w:w="1726"/>
-            <w:shd w:fill="142D40"/>
             <w:tcBorders>
               <w:top w:val="single" w:sz="4" w:color="D9D9D9"/>
               <w:bottom w:val="single" w:sz="4" w:color="D9D9D9"/>
               <w:left w:val="single" w:sz="4" w:color="D9D9D9"/>
               <w:right w:val="single" w:sz="4" w:color="D9D9D9"/>
             </w:tcBorders>
+            <w:shd w:fill="142D40"/>
             <w:tcMar>
               <w:top w:w="85" w:type="dxa"/>
               <w:bottom w:w="85" w:type="dxa"/>
@@ -3193,13 +3193,13 @@
         <w:tc>
           <w:tcPr>
             <w:tcW w:type="dxa" w:w="2436"/>
-            <w:shd w:fill="FFFFFF"/>
             <w:tcBorders>
               <w:top w:val="single" w:sz="4" w:color="D9D9D9"/>
               <w:bottom w:val="single" w:sz="4" w:color="D9D9D9"/>
               <w:left w:val="single" w:sz="4" w:color="D9D9D9"/>
               <w:right w:val="single" w:sz="4" w:color="D9D9D9"/>
             </w:tcBorders>
+            <w:shd w:fill="FFFFFF"/>
             <w:tcMar>
               <w:top w:w="85" w:type="dxa"/>
               <w:bottom w:w="85" w:type="dxa"/>
@@ -3224,13 +3224,13 @@
         <w:tc>
           <w:tcPr>
             <w:tcW w:type="dxa" w:w="1218"/>
-            <w:shd w:fill="FFFFFF"/>
             <w:tcBorders>
               <w:top w:val="single" w:sz="4" w:color="D9D9D9"/>
               <w:bottom w:val="single" w:sz="4" w:color="D9D9D9"/>
               <w:left w:val="single" w:sz="4" w:color="D9D9D9"/>
               <w:right w:val="single" w:sz="4" w:color="D9D9D9"/>
             </w:tcBorders>
+            <w:shd w:fill="FFFFFF"/>
             <w:tcMar>
               <w:top w:w="85" w:type="dxa"/>
               <w:bottom w:w="85" w:type="dxa"/>
@@ -3255,13 +3255,13 @@
         <w:tc>
           <w:tcPr>
             <w:tcW w:type="dxa" w:w="1624"/>
-            <w:shd w:fill="FFFFFF"/>
             <w:tcBorders>
               <w:top w:val="single" w:sz="4" w:color="D9D9D9"/>
               <w:bottom w:val="single" w:sz="4" w:color="D9D9D9"/>
               <w:left w:val="single" w:sz="4" w:color="D9D9D9"/>
               <w:right w:val="single" w:sz="4" w:color="D9D9D9"/>
             </w:tcBorders>
+            <w:shd w:fill="FFFFFF"/>
             <w:tcMar>
               <w:top w:w="85" w:type="dxa"/>
               <w:bottom w:w="85" w:type="dxa"/>
@@ -3286,13 +3286,13 @@
         <w:tc>
           <w:tcPr>
             <w:tcW w:type="dxa" w:w="1624"/>
-            <w:shd w:fill="FFFFFF"/>
             <w:tcBorders>
               <w:top w:val="single" w:sz="4" w:color="D9D9D9"/>
               <w:bottom w:val="single" w:sz="4" w:color="D9D9D9"/>
               <w:left w:val="single" w:sz="4" w:color="D9D9D9"/>
               <w:right w:val="single" w:sz="4" w:color="D9D9D9"/>
             </w:tcBorders>
+            <w:shd w:fill="FFFFFF"/>
             <w:tcMar>
               <w:top w:w="85" w:type="dxa"/>
               <w:bottom w:w="85" w:type="dxa"/>
@@ -3316,13 +3316,13 @@
         <w:tc>
           <w:tcPr>
             <w:tcW w:type="dxa" w:w="1523"/>
-            <w:shd w:fill="FFFFFF"/>
             <w:tcBorders>
               <w:top w:val="single" w:sz="4" w:color="D9D9D9"/>
               <w:bottom w:val="single" w:sz="4" w:color="D9D9D9"/>
               <w:left w:val="single" w:sz="4" w:color="D9D9D9"/>
               <w:right w:val="single" w:sz="4" w:color="D9D9D9"/>
             </w:tcBorders>
+            <w:shd w:fill="FFFFFF"/>
             <w:tcMar>
               <w:top w:w="85" w:type="dxa"/>
               <w:bottom w:w="85" w:type="dxa"/>
@@ -3346,13 +3346,13 @@
         <w:tc>
           <w:tcPr>
             <w:tcW w:type="dxa" w:w="1726"/>
-            <w:shd w:fill="FFFFFF"/>
             <w:tcBorders>
               <w:top w:val="single" w:sz="4" w:color="D9D9D9"/>
               <w:bottom w:val="single" w:sz="4" w:color="D9D9D9"/>
               <w:left w:val="single" w:sz="4" w:color="D9D9D9"/>
               <w:right w:val="single" w:sz="4" w:color="D9D9D9"/>
             </w:tcBorders>
+            <w:shd w:fill="FFFFFF"/>
             <w:tcMar>
               <w:top w:w="85" w:type="dxa"/>
               <w:bottom w:w="85" w:type="dxa"/>
@@ -3378,13 +3378,13 @@
         <w:tc>
           <w:tcPr>
             <w:tcW w:type="dxa" w:w="2436"/>
-            <w:shd w:fill="F1F5F7"/>
             <w:tcBorders>
               <w:top w:val="single" w:sz="4" w:color="D9D9D9"/>
               <w:bottom w:val="single" w:sz="4" w:color="D9D9D9"/>
               <w:left w:val="single" w:sz="4" w:color="D9D9D9"/>
               <w:right w:val="single" w:sz="4" w:color="D9D9D9"/>
             </w:tcBorders>
+            <w:shd w:fill="F1F5F7"/>
             <w:tcMar>
               <w:top w:w="85" w:type="dxa"/>
               <w:bottom w:w="85" w:type="dxa"/>
@@ -3409,13 +3409,13 @@
         <w:tc>
           <w:tcPr>
             <w:tcW w:type="dxa" w:w="1218"/>
-            <w:shd w:fill="F1F5F7"/>
             <w:tcBorders>
               <w:top w:val="single" w:sz="4" w:color="D9D9D9"/>
               <w:bottom w:val="single" w:sz="4" w:color="D9D9D9"/>
               <w:left w:val="single" w:sz="4" w:color="D9D9D9"/>
               <w:right w:val="single" w:sz="4" w:color="D9D9D9"/>
             </w:tcBorders>
+            <w:shd w:fill="F1F5F7"/>
             <w:tcMar>
               <w:top w:w="85" w:type="dxa"/>
               <w:bottom w:w="85" w:type="dxa"/>
@@ -3440,13 +3440,13 @@
         <w:tc>
           <w:tcPr>
             <w:tcW w:type="dxa" w:w="1624"/>
-            <w:shd w:fill="F1F5F7"/>
             <w:tcBorders>
               <w:top w:val="single" w:sz="4" w:color="D9D9D9"/>
               <w:bottom w:val="single" w:sz="4" w:color="D9D9D9"/>
               <w:left w:val="single" w:sz="4" w:color="D9D9D9"/>
               <w:right w:val="single" w:sz="4" w:color="D9D9D9"/>
             </w:tcBorders>
+            <w:shd w:fill="F1F5F7"/>
             <w:tcMar>
               <w:top w:w="85" w:type="dxa"/>
               <w:bottom w:w="85" w:type="dxa"/>
@@ -3471,13 +3471,13 @@
         <w:tc>
           <w:tcPr>
             <w:tcW w:type="dxa" w:w="1624"/>
-            <w:shd w:fill="F1F5F7"/>
             <w:tcBorders>
               <w:top w:val="single" w:sz="4" w:color="D9D9D9"/>
               <w:bottom w:val="single" w:sz="4" w:color="D9D9D9"/>
               <w:left w:val="single" w:sz="4" w:color="D9D9D9"/>
               <w:right w:val="single" w:sz="4" w:color="D9D9D9"/>
             </w:tcBorders>
+            <w:shd w:fill="F1F5F7"/>
             <w:tcMar>
               <w:top w:w="85" w:type="dxa"/>
               <w:bottom w:w="85" w:type="dxa"/>
@@ -3501,13 +3501,13 @@
         <w:tc>
           <w:tcPr>
             <w:tcW w:type="dxa" w:w="1523"/>
-            <w:shd w:fill="F1F5F7"/>
             <w:tcBorders>
               <w:top w:val="single" w:sz="4" w:color="D9D9D9"/>
               <w:bottom w:val="single" w:sz="4" w:color="D9D9D9"/>
               <w:left w:val="single" w:sz="4" w:color="D9D9D9"/>
               <w:right w:val="single" w:sz="4" w:color="D9D9D9"/>
             </w:tcBorders>
+            <w:shd w:fill="F1F5F7"/>
             <w:tcMar>
               <w:top w:w="85" w:type="dxa"/>
               <w:bottom w:w="85" w:type="dxa"/>
@@ -3531,13 +3531,13 @@
         <w:tc>
           <w:tcPr>
             <w:tcW w:type="dxa" w:w="1726"/>
-            <w:shd w:fill="F1F5F7"/>
             <w:tcBorders>
               <w:top w:val="single" w:sz="4" w:color="D9D9D9"/>
               <w:bottom w:val="single" w:sz="4" w:color="D9D9D9"/>
               <w:left w:val="single" w:sz="4" w:color="D9D9D9"/>
               <w:right w:val="single" w:sz="4" w:color="D9D9D9"/>
             </w:tcBorders>
+            <w:shd w:fill="F1F5F7"/>
             <w:tcMar>
               <w:top w:w="85" w:type="dxa"/>
               <w:bottom w:w="85" w:type="dxa"/>
@@ -3563,13 +3563,13 @@
         <w:tc>
           <w:tcPr>
             <w:tcW w:type="dxa" w:w="2436"/>
-            <w:shd w:fill="FFFFFF"/>
             <w:tcBorders>
               <w:top w:val="single" w:sz="4" w:color="D9D9D9"/>
               <w:bottom w:val="single" w:sz="4" w:color="D9D9D9"/>
               <w:left w:val="single" w:sz="4" w:color="D9D9D9"/>
               <w:right w:val="single" w:sz="4" w:color="D9D9D9"/>
             </w:tcBorders>
+            <w:shd w:fill="FFFFFF"/>
             <w:tcMar>
               <w:top w:w="85" w:type="dxa"/>
               <w:bottom w:w="85" w:type="dxa"/>
@@ -3594,13 +3594,13 @@
         <w:tc>
           <w:tcPr>
             <w:tcW w:type="dxa" w:w="1218"/>
-            <w:shd w:fill="FFFFFF"/>
             <w:tcBorders>
               <w:top w:val="single" w:sz="4" w:color="D9D9D9"/>
               <w:bottom w:val="single" w:sz="4" w:color="D9D9D9"/>
               <w:left w:val="single" w:sz="4" w:color="D9D9D9"/>
               <w:right w:val="single" w:sz="4" w:color="D9D9D9"/>
             </w:tcBorders>
+            <w:shd w:fill="FFFFFF"/>
             <w:tcMar>
               <w:top w:w="85" w:type="dxa"/>
               <w:bottom w:w="85" w:type="dxa"/>
@@ -3625,13 +3625,13 @@
         <w:tc>
           <w:tcPr>
             <w:tcW w:type="dxa" w:w="1624"/>
-            <w:shd w:fill="FFFFFF"/>
             <w:tcBorders>
               <w:top w:val="single" w:sz="4" w:color="D9D9D9"/>
               <w:bottom w:val="single" w:sz="4" w:color="D9D9D9"/>
               <w:left w:val="single" w:sz="4" w:color="D9D9D9"/>
               <w:right w:val="single" w:sz="4" w:color="D9D9D9"/>
             </w:tcBorders>
+            <w:shd w:fill="FFFFFF"/>
             <w:tcMar>
               <w:top w:w="85" w:type="dxa"/>
               <w:bottom w:w="85" w:type="dxa"/>
@@ -3656,13 +3656,13 @@
         <w:tc>
           <w:tcPr>
             <w:tcW w:type="dxa" w:w="1624"/>
-            <w:shd w:fill="FFFFFF"/>
             <w:tcBorders>
               <w:top w:val="single" w:sz="4" w:color="D9D9D9"/>
               <w:bottom w:val="single" w:sz="4" w:color="D9D9D9"/>
               <w:left w:val="single" w:sz="4" w:color="D9D9D9"/>
               <w:right w:val="single" w:sz="4" w:color="D9D9D9"/>
             </w:tcBorders>
+            <w:shd w:fill="FFFFFF"/>
             <w:tcMar>
               <w:top w:w="85" w:type="dxa"/>
               <w:bottom w:w="85" w:type="dxa"/>
@@ -3686,13 +3686,13 @@
         <w:tc>
           <w:tcPr>
             <w:tcW w:type="dxa" w:w="1523"/>
-            <w:shd w:fill="FFFFFF"/>
             <w:tcBorders>
               <w:top w:val="single" w:sz="4" w:color="D9D9D9"/>
               <w:bottom w:val="single" w:sz="4" w:color="D9D9D9"/>
               <w:left w:val="single" w:sz="4" w:color="D9D9D9"/>
               <w:right w:val="single" w:sz="4" w:color="D9D9D9"/>
             </w:tcBorders>
+            <w:shd w:fill="FFFFFF"/>
             <w:tcMar>
               <w:top w:w="85" w:type="dxa"/>
               <w:bottom w:w="85" w:type="dxa"/>
@@ -3716,13 +3716,13 @@
         <w:tc>
           <w:tcPr>
             <w:tcW w:type="dxa" w:w="1726"/>
-            <w:shd w:fill="FFFFFF"/>
             <w:tcBorders>
               <w:top w:val="single" w:sz="4" w:color="D9D9D9"/>
               <w:bottom w:val="single" w:sz="4" w:color="D9D9D9"/>
               <w:left w:val="single" w:sz="4" w:color="D9D9D9"/>
               <w:right w:val="single" w:sz="4" w:color="D9D9D9"/>
             </w:tcBorders>
+            <w:shd w:fill="FFFFFF"/>
             <w:tcMar>
               <w:top w:w="85" w:type="dxa"/>
               <w:bottom w:w="85" w:type="dxa"/>
@@ -3888,13 +3888,13 @@
         <w:tc>
           <w:tcPr>
             <w:tcW w:type="dxa" w:w="3046"/>
-            <w:shd w:fill="142D40"/>
             <w:tcBorders>
               <w:top w:val="single" w:sz="4" w:color="D9D9D9"/>
               <w:bottom w:val="single" w:sz="4" w:color="D9D9D9"/>
               <w:left w:val="single" w:sz="4" w:color="D9D9D9"/>
               <w:right w:val="single" w:sz="4" w:color="D9D9D9"/>
             </w:tcBorders>
+            <w:shd w:fill="142D40"/>
             <w:tcMar>
               <w:top w:w="85" w:type="dxa"/>
               <w:bottom w:w="85" w:type="dxa"/>
@@ -3919,13 +3919,13 @@
         <w:tc>
           <w:tcPr>
             <w:tcW w:type="dxa" w:w="7106"/>
-            <w:shd w:fill="142D40"/>
             <w:tcBorders>
               <w:top w:val="single" w:sz="4" w:color="D9D9D9"/>
               <w:bottom w:val="single" w:sz="4" w:color="D9D9D9"/>
               <w:left w:val="single" w:sz="4" w:color="D9D9D9"/>
               <w:right w:val="single" w:sz="4" w:color="D9D9D9"/>
             </w:tcBorders>
+            <w:shd w:fill="142D40"/>
             <w:tcMar>
               <w:top w:w="85" w:type="dxa"/>
               <w:bottom w:w="85" w:type="dxa"/>
@@ -3952,13 +3952,13 @@
         <w:tc>
           <w:tcPr>
             <w:tcW w:type="dxa" w:w="3046"/>
-            <w:shd w:fill="FFFFFF"/>
             <w:tcBorders>
               <w:top w:val="single" w:sz="4" w:color="D9D9D9"/>
               <w:bottom w:val="single" w:sz="4" w:color="D9D9D9"/>
               <w:left w:val="single" w:sz="4" w:color="D9D9D9"/>
               <w:right w:val="single" w:sz="4" w:color="D9D9D9"/>
             </w:tcBorders>
+            <w:shd w:fill="FFFFFF"/>
             <w:tcMar>
               <w:top w:w="85" w:type="dxa"/>
               <w:bottom w:w="85" w:type="dxa"/>
@@ -3983,13 +3983,13 @@
         <w:tc>
           <w:tcPr>
             <w:tcW w:type="dxa" w:w="7106"/>
-            <w:shd w:fill="FFFFFF"/>
             <w:tcBorders>
               <w:top w:val="single" w:sz="4" w:color="D9D9D9"/>
               <w:bottom w:val="single" w:sz="4" w:color="D9D9D9"/>
               <w:left w:val="single" w:sz="4" w:color="D9D9D9"/>
               <w:right w:val="single" w:sz="4" w:color="D9D9D9"/>
             </w:tcBorders>
+            <w:shd w:fill="FFFFFF"/>
             <w:tcMar>
               <w:top w:w="85" w:type="dxa"/>
               <w:bottom w:w="85" w:type="dxa"/>
@@ -4016,13 +4016,13 @@
         <w:tc>
           <w:tcPr>
             <w:tcW w:type="dxa" w:w="3046"/>
-            <w:shd w:fill="F1F5F7"/>
             <w:tcBorders>
               <w:top w:val="single" w:sz="4" w:color="D9D9D9"/>
               <w:bottom w:val="single" w:sz="4" w:color="D9D9D9"/>
               <w:left w:val="single" w:sz="4" w:color="D9D9D9"/>
               <w:right w:val="single" w:sz="4" w:color="D9D9D9"/>
             </w:tcBorders>
+            <w:shd w:fill="F1F5F7"/>
             <w:tcMar>
               <w:top w:w="85" w:type="dxa"/>
               <w:bottom w:w="85" w:type="dxa"/>
@@ -4047,13 +4047,13 @@
         <w:tc>
           <w:tcPr>
             <w:tcW w:type="dxa" w:w="7106"/>
-            <w:shd w:fill="F1F5F7"/>
             <w:tcBorders>
               <w:top w:val="single" w:sz="4" w:color="D9D9D9"/>
               <w:bottom w:val="single" w:sz="4" w:color="D9D9D9"/>
               <w:left w:val="single" w:sz="4" w:color="D9D9D9"/>
               <w:right w:val="single" w:sz="4" w:color="D9D9D9"/>
             </w:tcBorders>
+            <w:shd w:fill="F1F5F7"/>
             <w:tcMar>
               <w:top w:w="85" w:type="dxa"/>
               <w:bottom w:w="85" w:type="dxa"/>
@@ -4080,13 +4080,13 @@
         <w:tc>
           <w:tcPr>
             <w:tcW w:type="dxa" w:w="3046"/>
-            <w:shd w:fill="FFFFFF"/>
             <w:tcBorders>
               <w:top w:val="single" w:sz="4" w:color="D9D9D9"/>
               <w:bottom w:val="single" w:sz="4" w:color="D9D9D9"/>
               <w:left w:val="single" w:sz="4" w:color="D9D9D9"/>
               <w:right w:val="single" w:sz="4" w:color="D9D9D9"/>
             </w:tcBorders>
+            <w:shd w:fill="FFFFFF"/>
             <w:tcMar>
               <w:top w:w="85" w:type="dxa"/>
               <w:bottom w:w="85" w:type="dxa"/>
@@ -4111,13 +4111,13 @@
         <w:tc>
           <w:tcPr>
             <w:tcW w:type="dxa" w:w="7106"/>
-            <w:shd w:fill="FFFFFF"/>
             <w:tcBorders>
               <w:top w:val="single" w:sz="4" w:color="D9D9D9"/>
               <w:bottom w:val="single" w:sz="4" w:color="D9D9D9"/>
               <w:left w:val="single" w:sz="4" w:color="D9D9D9"/>
               <w:right w:val="single" w:sz="4" w:color="D9D9D9"/>
             </w:tcBorders>
+            <w:shd w:fill="FFFFFF"/>
             <w:tcMar>
               <w:top w:w="85" w:type="dxa"/>
               <w:bottom w:w="85" w:type="dxa"/>
@@ -4144,13 +4144,13 @@
         <w:tc>
           <w:tcPr>
             <w:tcW w:type="dxa" w:w="3046"/>
-            <w:shd w:fill="F1F5F7"/>
             <w:tcBorders>
               <w:top w:val="single" w:sz="4" w:color="D9D9D9"/>
               <w:bottom w:val="single" w:sz="4" w:color="D9D9D9"/>
               <w:left w:val="single" w:sz="4" w:color="D9D9D9"/>
               <w:right w:val="single" w:sz="4" w:color="D9D9D9"/>
             </w:tcBorders>
+            <w:shd w:fill="F1F5F7"/>
             <w:tcMar>
               <w:top w:w="85" w:type="dxa"/>
               <w:bottom w:w="85" w:type="dxa"/>
@@ -4175,13 +4175,13 @@
         <w:tc>
           <w:tcPr>
             <w:tcW w:type="dxa" w:w="7106"/>
-            <w:shd w:fill="F1F5F7"/>
             <w:tcBorders>
               <w:top w:val="single" w:sz="4" w:color="D9D9D9"/>
               <w:bottom w:val="single" w:sz="4" w:color="D9D9D9"/>
               <w:left w:val="single" w:sz="4" w:color="D9D9D9"/>
               <w:right w:val="single" w:sz="4" w:color="D9D9D9"/>
             </w:tcBorders>
+            <w:shd w:fill="F1F5F7"/>
             <w:tcMar>
               <w:top w:w="85" w:type="dxa"/>
               <w:bottom w:w="85" w:type="dxa"/>
@@ -4370,13 +4370,13 @@
         <w:tc>
           <w:tcPr>
             <w:tcW w:type="dxa" w:w="7309"/>
-            <w:shd w:fill="142D40"/>
             <w:tcBorders>
               <w:top w:val="single" w:sz="4" w:color="D9D9D9"/>
               <w:bottom w:val="single" w:sz="4" w:color="D9D9D9"/>
               <w:left w:val="single" w:sz="4" w:color="D9D9D9"/>
               <w:right w:val="single" w:sz="4" w:color="D9D9D9"/>
             </w:tcBorders>
+            <w:shd w:fill="142D40"/>
             <w:tcMar>
               <w:top w:w="85" w:type="dxa"/>
               <w:bottom w:w="85" w:type="dxa"/>
@@ -4401,13 +4401,13 @@
         <w:tc>
           <w:tcPr>
             <w:tcW w:type="dxa" w:w="2843"/>
-            <w:shd w:fill="142D40"/>
             <w:tcBorders>
               <w:top w:val="single" w:sz="4" w:color="D9D9D9"/>
               <w:bottom w:val="single" w:sz="4" w:color="D9D9D9"/>
               <w:left w:val="single" w:sz="4" w:color="D9D9D9"/>
               <w:right w:val="single" w:sz="4" w:color="D9D9D9"/>
             </w:tcBorders>
+            <w:shd w:fill="142D40"/>
             <w:tcMar>
               <w:top w:w="85" w:type="dxa"/>
               <w:bottom w:w="85" w:type="dxa"/>
@@ -4434,13 +4434,13 @@
         <w:tc>
           <w:tcPr>
             <w:tcW w:type="dxa" w:w="7309"/>
-            <w:shd w:fill="FFFFFF"/>
             <w:tcBorders>
               <w:top w:val="single" w:sz="4" w:color="D9D9D9"/>
               <w:bottom w:val="single" w:sz="4" w:color="D9D9D9"/>
               <w:left w:val="single" w:sz="4" w:color="D9D9D9"/>
               <w:right w:val="single" w:sz="4" w:color="D9D9D9"/>
             </w:tcBorders>
+            <w:shd w:fill="FFFFFF"/>
             <w:tcMar>
               <w:top w:w="85" w:type="dxa"/>
               <w:bottom w:w="85" w:type="dxa"/>
@@ -4465,13 +4465,13 @@
         <w:tc>
           <w:tcPr>
             <w:tcW w:type="dxa" w:w="2843"/>
-            <w:shd w:fill="FFFFFF"/>
             <w:tcBorders>
               <w:top w:val="single" w:sz="4" w:color="D9D9D9"/>
               <w:bottom w:val="single" w:sz="4" w:color="D9D9D9"/>
               <w:left w:val="single" w:sz="4" w:color="D9D9D9"/>
               <w:right w:val="single" w:sz="4" w:color="D9D9D9"/>
             </w:tcBorders>
+            <w:shd w:fill="FFFFFF"/>
             <w:tcMar>
               <w:top w:w="85" w:type="dxa"/>
               <w:bottom w:w="85" w:type="dxa"/>

--- a/resources/igcse-business-pricing-strategies-phone-cases/IGCSE-Business-Pricing-Strategies-Phone-Cases-Student.docx
+++ b/resources/igcse-business-pricing-strategies-phone-cases/IGCSE-Business-Pricing-Strategies-Phone-Cases-Student.docx
@@ -59,15 +59,15 @@
             <w:tcW w:type="dxa" w:w="7309"/>
             <w:tcBorders>
               <w:top w:val="single" w:sz="4" w:color="D9D9D9"/>
+              <w:left w:val="single" w:sz="4" w:color="D9D9D9"/>
               <w:bottom w:val="single" w:sz="4" w:color="D9D9D9"/>
-              <w:left w:val="single" w:sz="4" w:color="D9D9D9"/>
               <w:right w:val="single" w:sz="4" w:color="D9D9D9"/>
             </w:tcBorders>
             <w:shd w:fill="142D40"/>
             <w:tcMar>
               <w:top w:w="85" w:type="dxa"/>
+              <w:left w:w="85" w:type="dxa"/>
               <w:bottom w:w="85" w:type="dxa"/>
-              <w:left w:w="85" w:type="dxa"/>
               <w:right w:w="85" w:type="dxa"/>
             </w:tcMar>
           </w:tcPr>
@@ -90,15 +90,15 @@
             <w:tcW w:type="dxa" w:w="2843"/>
             <w:tcBorders>
               <w:top w:val="single" w:sz="4" w:color="D9D9D9"/>
+              <w:left w:val="single" w:sz="4" w:color="D9D9D9"/>
               <w:bottom w:val="single" w:sz="4" w:color="D9D9D9"/>
-              <w:left w:val="single" w:sz="4" w:color="D9D9D9"/>
               <w:right w:val="single" w:sz="4" w:color="D9D9D9"/>
             </w:tcBorders>
             <w:shd w:fill="142D40"/>
             <w:tcMar>
               <w:top w:w="85" w:type="dxa"/>
+              <w:left w:w="85" w:type="dxa"/>
               <w:bottom w:w="85" w:type="dxa"/>
-              <w:left w:w="85" w:type="dxa"/>
               <w:right w:w="85" w:type="dxa"/>
             </w:tcMar>
           </w:tcPr>
@@ -123,15 +123,15 @@
             <w:tcW w:type="dxa" w:w="7309"/>
             <w:tcBorders>
               <w:top w:val="single" w:sz="4" w:color="D9D9D9"/>
+              <w:left w:val="single" w:sz="4" w:color="D9D9D9"/>
               <w:bottom w:val="single" w:sz="4" w:color="D9D9D9"/>
-              <w:left w:val="single" w:sz="4" w:color="D9D9D9"/>
               <w:right w:val="single" w:sz="4" w:color="D9D9D9"/>
             </w:tcBorders>
             <w:shd w:fill="FFFFFF"/>
             <w:tcMar>
               <w:top w:w="85" w:type="dxa"/>
+              <w:left w:w="85" w:type="dxa"/>
               <w:bottom w:w="85" w:type="dxa"/>
-              <w:left w:w="85" w:type="dxa"/>
               <w:right w:w="85" w:type="dxa"/>
             </w:tcMar>
           </w:tcPr>
@@ -154,15 +154,15 @@
             <w:tcW w:type="dxa" w:w="2843"/>
             <w:tcBorders>
               <w:top w:val="single" w:sz="4" w:color="D9D9D9"/>
+              <w:left w:val="single" w:sz="4" w:color="D9D9D9"/>
               <w:bottom w:val="single" w:sz="4" w:color="D9D9D9"/>
-              <w:left w:val="single" w:sz="4" w:color="D9D9D9"/>
               <w:right w:val="single" w:sz="4" w:color="D9D9D9"/>
             </w:tcBorders>
             <w:shd w:fill="FFFFFF"/>
             <w:tcMar>
               <w:top w:w="85" w:type="dxa"/>
+              <w:left w:w="85" w:type="dxa"/>
               <w:bottom w:w="85" w:type="dxa"/>
-              <w:left w:w="85" w:type="dxa"/>
               <w:right w:w="85" w:type="dxa"/>
             </w:tcMar>
           </w:tcPr>
@@ -186,15 +186,15 @@
             <w:tcW w:type="dxa" w:w="7309"/>
             <w:tcBorders>
               <w:top w:val="single" w:sz="4" w:color="D9D9D9"/>
+              <w:left w:val="single" w:sz="4" w:color="D9D9D9"/>
               <w:bottom w:val="single" w:sz="4" w:color="D9D9D9"/>
-              <w:left w:val="single" w:sz="4" w:color="D9D9D9"/>
               <w:right w:val="single" w:sz="4" w:color="D9D9D9"/>
             </w:tcBorders>
             <w:shd w:fill="F1F5F7"/>
             <w:tcMar>
               <w:top w:w="85" w:type="dxa"/>
+              <w:left w:w="85" w:type="dxa"/>
               <w:bottom w:w="85" w:type="dxa"/>
-              <w:left w:w="85" w:type="dxa"/>
               <w:right w:w="85" w:type="dxa"/>
             </w:tcMar>
           </w:tcPr>
@@ -217,15 +217,15 @@
             <w:tcW w:type="dxa" w:w="2843"/>
             <w:tcBorders>
               <w:top w:val="single" w:sz="4" w:color="D9D9D9"/>
+              <w:left w:val="single" w:sz="4" w:color="D9D9D9"/>
               <w:bottom w:val="single" w:sz="4" w:color="D9D9D9"/>
-              <w:left w:val="single" w:sz="4" w:color="D9D9D9"/>
               <w:right w:val="single" w:sz="4" w:color="D9D9D9"/>
             </w:tcBorders>
             <w:shd w:fill="F1F5F7"/>
             <w:tcMar>
               <w:top w:w="85" w:type="dxa"/>
+              <w:left w:w="85" w:type="dxa"/>
               <w:bottom w:w="85" w:type="dxa"/>
-              <w:left w:w="85" w:type="dxa"/>
               <w:right w:w="85" w:type="dxa"/>
             </w:tcMar>
           </w:tcPr>
@@ -249,15 +249,15 @@
             <w:tcW w:type="dxa" w:w="7309"/>
             <w:tcBorders>
               <w:top w:val="single" w:sz="4" w:color="D9D9D9"/>
+              <w:left w:val="single" w:sz="4" w:color="D9D9D9"/>
               <w:bottom w:val="single" w:sz="4" w:color="D9D9D9"/>
-              <w:left w:val="single" w:sz="4" w:color="D9D9D9"/>
               <w:right w:val="single" w:sz="4" w:color="D9D9D9"/>
             </w:tcBorders>
             <w:shd w:fill="FFFFFF"/>
             <w:tcMar>
               <w:top w:w="85" w:type="dxa"/>
+              <w:left w:w="85" w:type="dxa"/>
               <w:bottom w:w="85" w:type="dxa"/>
-              <w:left w:w="85" w:type="dxa"/>
               <w:right w:w="85" w:type="dxa"/>
             </w:tcMar>
           </w:tcPr>
@@ -280,15 +280,15 @@
             <w:tcW w:type="dxa" w:w="2843"/>
             <w:tcBorders>
               <w:top w:val="single" w:sz="4" w:color="D9D9D9"/>
+              <w:left w:val="single" w:sz="4" w:color="D9D9D9"/>
               <w:bottom w:val="single" w:sz="4" w:color="D9D9D9"/>
-              <w:left w:val="single" w:sz="4" w:color="D9D9D9"/>
               <w:right w:val="single" w:sz="4" w:color="D9D9D9"/>
             </w:tcBorders>
             <w:shd w:fill="FFFFFF"/>
             <w:tcMar>
               <w:top w:w="85" w:type="dxa"/>
+              <w:left w:w="85" w:type="dxa"/>
               <w:bottom w:w="85" w:type="dxa"/>
-              <w:left w:w="85" w:type="dxa"/>
               <w:right w:w="85" w:type="dxa"/>
             </w:tcMar>
           </w:tcPr>
@@ -312,15 +312,15 @@
             <w:tcW w:type="dxa" w:w="7309"/>
             <w:tcBorders>
               <w:top w:val="single" w:sz="4" w:color="D9D9D9"/>
+              <w:left w:val="single" w:sz="4" w:color="D9D9D9"/>
               <w:bottom w:val="single" w:sz="4" w:color="D9D9D9"/>
-              <w:left w:val="single" w:sz="4" w:color="D9D9D9"/>
               <w:right w:val="single" w:sz="4" w:color="D9D9D9"/>
             </w:tcBorders>
             <w:shd w:fill="F1F5F7"/>
             <w:tcMar>
               <w:top w:w="85" w:type="dxa"/>
+              <w:left w:w="85" w:type="dxa"/>
               <w:bottom w:w="85" w:type="dxa"/>
-              <w:left w:w="85" w:type="dxa"/>
               <w:right w:w="85" w:type="dxa"/>
             </w:tcMar>
           </w:tcPr>
@@ -343,15 +343,15 @@
             <w:tcW w:type="dxa" w:w="2843"/>
             <w:tcBorders>
               <w:top w:val="single" w:sz="4" w:color="D9D9D9"/>
+              <w:left w:val="single" w:sz="4" w:color="D9D9D9"/>
               <w:bottom w:val="single" w:sz="4" w:color="D9D9D9"/>
-              <w:left w:val="single" w:sz="4" w:color="D9D9D9"/>
               <w:right w:val="single" w:sz="4" w:color="D9D9D9"/>
             </w:tcBorders>
             <w:shd w:fill="F1F5F7"/>
             <w:tcMar>
               <w:top w:w="85" w:type="dxa"/>
+              <w:left w:w="85" w:type="dxa"/>
               <w:bottom w:w="85" w:type="dxa"/>
-              <w:left w:w="85" w:type="dxa"/>
               <w:right w:w="85" w:type="dxa"/>
             </w:tcMar>
           </w:tcPr>
@@ -375,15 +375,15 @@
             <w:tcW w:type="dxa" w:w="7309"/>
             <w:tcBorders>
               <w:top w:val="single" w:sz="4" w:color="D9D9D9"/>
+              <w:left w:val="single" w:sz="4" w:color="D9D9D9"/>
               <w:bottom w:val="single" w:sz="4" w:color="D9D9D9"/>
-              <w:left w:val="single" w:sz="4" w:color="D9D9D9"/>
               <w:right w:val="single" w:sz="4" w:color="D9D9D9"/>
             </w:tcBorders>
             <w:shd w:fill="FFFFFF"/>
             <w:tcMar>
               <w:top w:w="85" w:type="dxa"/>
+              <w:left w:w="85" w:type="dxa"/>
               <w:bottom w:w="85" w:type="dxa"/>
-              <w:left w:w="85" w:type="dxa"/>
               <w:right w:w="85" w:type="dxa"/>
             </w:tcMar>
           </w:tcPr>
@@ -406,15 +406,15 @@
             <w:tcW w:type="dxa" w:w="2843"/>
             <w:tcBorders>
               <w:top w:val="single" w:sz="4" w:color="D9D9D9"/>
+              <w:left w:val="single" w:sz="4" w:color="D9D9D9"/>
               <w:bottom w:val="single" w:sz="4" w:color="D9D9D9"/>
-              <w:left w:val="single" w:sz="4" w:color="D9D9D9"/>
               <w:right w:val="single" w:sz="4" w:color="D9D9D9"/>
             </w:tcBorders>
             <w:shd w:fill="FFFFFF"/>
             <w:tcMar>
               <w:top w:w="85" w:type="dxa"/>
+              <w:left w:w="85" w:type="dxa"/>
               <w:bottom w:w="85" w:type="dxa"/>
-              <w:left w:w="85" w:type="dxa"/>
               <w:right w:w="85" w:type="dxa"/>
             </w:tcMar>
           </w:tcPr>
@@ -477,15 +477,15 @@
             <w:tcW w:type="dxa" w:w="1929"/>
             <w:tcBorders>
               <w:top w:val="single" w:sz="4" w:color="D9D9D9"/>
+              <w:left w:val="single" w:sz="4" w:color="D9D9D9"/>
               <w:bottom w:val="single" w:sz="4" w:color="D9D9D9"/>
-              <w:left w:val="single" w:sz="4" w:color="D9D9D9"/>
               <w:right w:val="single" w:sz="4" w:color="D9D9D9"/>
             </w:tcBorders>
             <w:shd w:fill="142D40"/>
             <w:tcMar>
               <w:top w:w="85" w:type="dxa"/>
+              <w:left w:w="85" w:type="dxa"/>
               <w:bottom w:w="85" w:type="dxa"/>
-              <w:left w:w="85" w:type="dxa"/>
               <w:right w:w="85" w:type="dxa"/>
             </w:tcMar>
           </w:tcPr>
@@ -508,15 +508,15 @@
             <w:tcW w:type="dxa" w:w="1218"/>
             <w:tcBorders>
               <w:top w:val="single" w:sz="4" w:color="D9D9D9"/>
+              <w:left w:val="single" w:sz="4" w:color="D9D9D9"/>
               <w:bottom w:val="single" w:sz="4" w:color="D9D9D9"/>
-              <w:left w:val="single" w:sz="4" w:color="D9D9D9"/>
               <w:right w:val="single" w:sz="4" w:color="D9D9D9"/>
             </w:tcBorders>
             <w:shd w:fill="142D40"/>
             <w:tcMar>
               <w:top w:w="85" w:type="dxa"/>
+              <w:left w:w="85" w:type="dxa"/>
               <w:bottom w:w="85" w:type="dxa"/>
-              <w:left w:w="85" w:type="dxa"/>
               <w:right w:w="85" w:type="dxa"/>
             </w:tcMar>
           </w:tcPr>
@@ -539,15 +539,15 @@
             <w:tcW w:type="dxa" w:w="1421"/>
             <w:tcBorders>
               <w:top w:val="single" w:sz="4" w:color="D9D9D9"/>
+              <w:left w:val="single" w:sz="4" w:color="D9D9D9"/>
               <w:bottom w:val="single" w:sz="4" w:color="D9D9D9"/>
-              <w:left w:val="single" w:sz="4" w:color="D9D9D9"/>
               <w:right w:val="single" w:sz="4" w:color="D9D9D9"/>
             </w:tcBorders>
             <w:shd w:fill="142D40"/>
             <w:tcMar>
               <w:top w:w="85" w:type="dxa"/>
+              <w:left w:w="85" w:type="dxa"/>
               <w:bottom w:w="85" w:type="dxa"/>
-              <w:left w:w="85" w:type="dxa"/>
               <w:right w:w="85" w:type="dxa"/>
             </w:tcMar>
           </w:tcPr>
@@ -570,15 +570,15 @@
             <w:tcW w:type="dxa" w:w="1117"/>
             <w:tcBorders>
               <w:top w:val="single" w:sz="4" w:color="D9D9D9"/>
+              <w:left w:val="single" w:sz="4" w:color="D9D9D9"/>
               <w:bottom w:val="single" w:sz="4" w:color="D9D9D9"/>
-              <w:left w:val="single" w:sz="4" w:color="D9D9D9"/>
               <w:right w:val="single" w:sz="4" w:color="D9D9D9"/>
             </w:tcBorders>
             <w:shd w:fill="142D40"/>
             <w:tcMar>
               <w:top w:w="85" w:type="dxa"/>
+              <w:left w:w="85" w:type="dxa"/>
               <w:bottom w:w="85" w:type="dxa"/>
-              <w:left w:w="85" w:type="dxa"/>
               <w:right w:w="85" w:type="dxa"/>
             </w:tcMar>
           </w:tcPr>
@@ -601,15 +601,15 @@
             <w:tcW w:type="dxa" w:w="1320"/>
             <w:tcBorders>
               <w:top w:val="single" w:sz="4" w:color="D9D9D9"/>
+              <w:left w:val="single" w:sz="4" w:color="D9D9D9"/>
               <w:bottom w:val="single" w:sz="4" w:color="D9D9D9"/>
-              <w:left w:val="single" w:sz="4" w:color="D9D9D9"/>
               <w:right w:val="single" w:sz="4" w:color="D9D9D9"/>
             </w:tcBorders>
             <w:shd w:fill="142D40"/>
             <w:tcMar>
               <w:top w:w="85" w:type="dxa"/>
+              <w:left w:w="85" w:type="dxa"/>
               <w:bottom w:w="85" w:type="dxa"/>
-              <w:left w:w="85" w:type="dxa"/>
               <w:right w:w="85" w:type="dxa"/>
             </w:tcMar>
           </w:tcPr>
@@ -632,15 +632,15 @@
             <w:tcW w:type="dxa" w:w="1726"/>
             <w:tcBorders>
               <w:top w:val="single" w:sz="4" w:color="D9D9D9"/>
+              <w:left w:val="single" w:sz="4" w:color="D9D9D9"/>
               <w:bottom w:val="single" w:sz="4" w:color="D9D9D9"/>
-              <w:left w:val="single" w:sz="4" w:color="D9D9D9"/>
               <w:right w:val="single" w:sz="4" w:color="D9D9D9"/>
             </w:tcBorders>
             <w:shd w:fill="142D40"/>
             <w:tcMar>
               <w:top w:w="85" w:type="dxa"/>
+              <w:left w:w="85" w:type="dxa"/>
               <w:bottom w:w="85" w:type="dxa"/>
-              <w:left w:w="85" w:type="dxa"/>
               <w:right w:w="85" w:type="dxa"/>
             </w:tcMar>
           </w:tcPr>
@@ -663,15 +663,15 @@
             <w:tcW w:type="dxa" w:w="1421"/>
             <w:tcBorders>
               <w:top w:val="single" w:sz="4" w:color="D9D9D9"/>
+              <w:left w:val="single" w:sz="4" w:color="D9D9D9"/>
               <w:bottom w:val="single" w:sz="4" w:color="D9D9D9"/>
-              <w:left w:val="single" w:sz="4" w:color="D9D9D9"/>
               <w:right w:val="single" w:sz="4" w:color="D9D9D9"/>
             </w:tcBorders>
             <w:shd w:fill="142D40"/>
             <w:tcMar>
               <w:top w:w="85" w:type="dxa"/>
+              <w:left w:w="85" w:type="dxa"/>
               <w:bottom w:w="85" w:type="dxa"/>
-              <w:left w:w="85" w:type="dxa"/>
               <w:right w:w="85" w:type="dxa"/>
             </w:tcMar>
           </w:tcPr>
@@ -696,15 +696,15 @@
             <w:tcW w:type="dxa" w:w="1929"/>
             <w:tcBorders>
               <w:top w:val="single" w:sz="4" w:color="D9D9D9"/>
+              <w:left w:val="single" w:sz="4" w:color="D9D9D9"/>
               <w:bottom w:val="single" w:sz="4" w:color="D9D9D9"/>
-              <w:left w:val="single" w:sz="4" w:color="D9D9D9"/>
               <w:right w:val="single" w:sz="4" w:color="D9D9D9"/>
             </w:tcBorders>
             <w:shd w:fill="FFFFFF"/>
             <w:tcMar>
               <w:top w:w="85" w:type="dxa"/>
+              <w:left w:w="85" w:type="dxa"/>
               <w:bottom w:w="85" w:type="dxa"/>
-              <w:left w:w="85" w:type="dxa"/>
               <w:right w:w="85" w:type="dxa"/>
             </w:tcMar>
           </w:tcPr>
@@ -727,15 +727,15 @@
             <w:tcW w:type="dxa" w:w="1218"/>
             <w:tcBorders>
               <w:top w:val="single" w:sz="4" w:color="D9D9D9"/>
+              <w:left w:val="single" w:sz="4" w:color="D9D9D9"/>
               <w:bottom w:val="single" w:sz="4" w:color="D9D9D9"/>
-              <w:left w:val="single" w:sz="4" w:color="D9D9D9"/>
               <w:right w:val="single" w:sz="4" w:color="D9D9D9"/>
             </w:tcBorders>
             <w:shd w:fill="FFFFFF"/>
             <w:tcMar>
               <w:top w:w="85" w:type="dxa"/>
+              <w:left w:w="85" w:type="dxa"/>
               <w:bottom w:w="85" w:type="dxa"/>
-              <w:left w:w="85" w:type="dxa"/>
               <w:right w:w="85" w:type="dxa"/>
             </w:tcMar>
           </w:tcPr>
@@ -758,15 +758,15 @@
             <w:tcW w:type="dxa" w:w="1421"/>
             <w:tcBorders>
               <w:top w:val="single" w:sz="4" w:color="D9D9D9"/>
+              <w:left w:val="single" w:sz="4" w:color="D9D9D9"/>
               <w:bottom w:val="single" w:sz="4" w:color="D9D9D9"/>
-              <w:left w:val="single" w:sz="4" w:color="D9D9D9"/>
               <w:right w:val="single" w:sz="4" w:color="D9D9D9"/>
             </w:tcBorders>
             <w:shd w:fill="FFFFFF"/>
             <w:tcMar>
               <w:top w:w="85" w:type="dxa"/>
+              <w:left w:w="85" w:type="dxa"/>
               <w:bottom w:w="85" w:type="dxa"/>
-              <w:left w:w="85" w:type="dxa"/>
               <w:right w:w="85" w:type="dxa"/>
             </w:tcMar>
           </w:tcPr>
@@ -789,15 +789,15 @@
             <w:tcW w:type="dxa" w:w="1117"/>
             <w:tcBorders>
               <w:top w:val="single" w:sz="4" w:color="D9D9D9"/>
+              <w:left w:val="single" w:sz="4" w:color="D9D9D9"/>
               <w:bottom w:val="single" w:sz="4" w:color="D9D9D9"/>
-              <w:left w:val="single" w:sz="4" w:color="D9D9D9"/>
               <w:right w:val="single" w:sz="4" w:color="D9D9D9"/>
             </w:tcBorders>
             <w:shd w:fill="FFFFFF"/>
             <w:tcMar>
               <w:top w:w="85" w:type="dxa"/>
+              <w:left w:w="85" w:type="dxa"/>
               <w:bottom w:w="85" w:type="dxa"/>
-              <w:left w:w="85" w:type="dxa"/>
               <w:right w:w="85" w:type="dxa"/>
             </w:tcMar>
           </w:tcPr>
@@ -820,15 +820,15 @@
             <w:tcW w:type="dxa" w:w="1320"/>
             <w:tcBorders>
               <w:top w:val="single" w:sz="4" w:color="D9D9D9"/>
+              <w:left w:val="single" w:sz="4" w:color="D9D9D9"/>
               <w:bottom w:val="single" w:sz="4" w:color="D9D9D9"/>
-              <w:left w:val="single" w:sz="4" w:color="D9D9D9"/>
               <w:right w:val="single" w:sz="4" w:color="D9D9D9"/>
             </w:tcBorders>
             <w:shd w:fill="FFFFFF"/>
             <w:tcMar>
               <w:top w:w="85" w:type="dxa"/>
+              <w:left w:w="85" w:type="dxa"/>
               <w:bottom w:w="85" w:type="dxa"/>
-              <w:left w:w="85" w:type="dxa"/>
               <w:right w:w="85" w:type="dxa"/>
             </w:tcMar>
           </w:tcPr>
@@ -851,15 +851,15 @@
             <w:tcW w:type="dxa" w:w="1726"/>
             <w:tcBorders>
               <w:top w:val="single" w:sz="4" w:color="D9D9D9"/>
+              <w:left w:val="single" w:sz="4" w:color="D9D9D9"/>
               <w:bottom w:val="single" w:sz="4" w:color="D9D9D9"/>
-              <w:left w:val="single" w:sz="4" w:color="D9D9D9"/>
               <w:right w:val="single" w:sz="4" w:color="D9D9D9"/>
             </w:tcBorders>
             <w:shd w:fill="FFFFFF"/>
             <w:tcMar>
               <w:top w:w="85" w:type="dxa"/>
+              <w:left w:w="85" w:type="dxa"/>
               <w:bottom w:w="85" w:type="dxa"/>
-              <w:left w:w="85" w:type="dxa"/>
               <w:right w:w="85" w:type="dxa"/>
             </w:tcMar>
           </w:tcPr>
@@ -882,15 +882,15 @@
             <w:tcW w:type="dxa" w:w="1421"/>
             <w:tcBorders>
               <w:top w:val="single" w:sz="4" w:color="D9D9D9"/>
+              <w:left w:val="single" w:sz="4" w:color="D9D9D9"/>
               <w:bottom w:val="single" w:sz="4" w:color="D9D9D9"/>
-              <w:left w:val="single" w:sz="4" w:color="D9D9D9"/>
               <w:right w:val="single" w:sz="4" w:color="D9D9D9"/>
             </w:tcBorders>
             <w:shd w:fill="FFFFFF"/>
             <w:tcMar>
               <w:top w:w="85" w:type="dxa"/>
+              <w:left w:w="85" w:type="dxa"/>
               <w:bottom w:w="85" w:type="dxa"/>
-              <w:left w:w="85" w:type="dxa"/>
               <w:right w:w="85" w:type="dxa"/>
             </w:tcMar>
           </w:tcPr>
@@ -915,15 +915,15 @@
             <w:tcW w:type="dxa" w:w="1929"/>
             <w:tcBorders>
               <w:top w:val="single" w:sz="4" w:color="D9D9D9"/>
+              <w:left w:val="single" w:sz="4" w:color="D9D9D9"/>
               <w:bottom w:val="single" w:sz="4" w:color="D9D9D9"/>
-              <w:left w:val="single" w:sz="4" w:color="D9D9D9"/>
               <w:right w:val="single" w:sz="4" w:color="D9D9D9"/>
             </w:tcBorders>
             <w:shd w:fill="F1F5F7"/>
             <w:tcMar>
               <w:top w:w="85" w:type="dxa"/>
+              <w:left w:w="85" w:type="dxa"/>
               <w:bottom w:w="85" w:type="dxa"/>
-              <w:left w:w="85" w:type="dxa"/>
               <w:right w:w="85" w:type="dxa"/>
             </w:tcMar>
           </w:tcPr>
@@ -946,15 +946,15 @@
             <w:tcW w:type="dxa" w:w="1218"/>
             <w:tcBorders>
               <w:top w:val="single" w:sz="4" w:color="D9D9D9"/>
+              <w:left w:val="single" w:sz="4" w:color="D9D9D9"/>
               <w:bottom w:val="single" w:sz="4" w:color="D9D9D9"/>
-              <w:left w:val="single" w:sz="4" w:color="D9D9D9"/>
               <w:right w:val="single" w:sz="4" w:color="D9D9D9"/>
             </w:tcBorders>
             <w:shd w:fill="F1F5F7"/>
             <w:tcMar>
               <w:top w:w="85" w:type="dxa"/>
+              <w:left w:w="85" w:type="dxa"/>
               <w:bottom w:w="85" w:type="dxa"/>
-              <w:left w:w="85" w:type="dxa"/>
               <w:right w:w="85" w:type="dxa"/>
             </w:tcMar>
           </w:tcPr>
@@ -977,15 +977,15 @@
             <w:tcW w:type="dxa" w:w="1421"/>
             <w:tcBorders>
               <w:top w:val="single" w:sz="4" w:color="D9D9D9"/>
+              <w:left w:val="single" w:sz="4" w:color="D9D9D9"/>
               <w:bottom w:val="single" w:sz="4" w:color="D9D9D9"/>
-              <w:left w:val="single" w:sz="4" w:color="D9D9D9"/>
               <w:right w:val="single" w:sz="4" w:color="D9D9D9"/>
             </w:tcBorders>
             <w:shd w:fill="F1F5F7"/>
             <w:tcMar>
               <w:top w:w="85" w:type="dxa"/>
+              <w:left w:w="85" w:type="dxa"/>
               <w:bottom w:w="85" w:type="dxa"/>
-              <w:left w:w="85" w:type="dxa"/>
               <w:right w:w="85" w:type="dxa"/>
             </w:tcMar>
           </w:tcPr>
@@ -1008,15 +1008,15 @@
             <w:tcW w:type="dxa" w:w="1117"/>
             <w:tcBorders>
               <w:top w:val="single" w:sz="4" w:color="D9D9D9"/>
+              <w:left w:val="single" w:sz="4" w:color="D9D9D9"/>
               <w:bottom w:val="single" w:sz="4" w:color="D9D9D9"/>
-              <w:left w:val="single" w:sz="4" w:color="D9D9D9"/>
               <w:right w:val="single" w:sz="4" w:color="D9D9D9"/>
             </w:tcBorders>
             <w:shd w:fill="F1F5F7"/>
             <w:tcMar>
               <w:top w:w="85" w:type="dxa"/>
+              <w:left w:w="85" w:type="dxa"/>
               <w:bottom w:w="85" w:type="dxa"/>
-              <w:left w:w="85" w:type="dxa"/>
               <w:right w:w="85" w:type="dxa"/>
             </w:tcMar>
           </w:tcPr>
@@ -1039,15 +1039,15 @@
             <w:tcW w:type="dxa" w:w="1320"/>
             <w:tcBorders>
               <w:top w:val="single" w:sz="4" w:color="D9D9D9"/>
+              <w:left w:val="single" w:sz="4" w:color="D9D9D9"/>
               <w:bottom w:val="single" w:sz="4" w:color="D9D9D9"/>
-              <w:left w:val="single" w:sz="4" w:color="D9D9D9"/>
               <w:right w:val="single" w:sz="4" w:color="D9D9D9"/>
             </w:tcBorders>
             <w:shd w:fill="F1F5F7"/>
             <w:tcMar>
               <w:top w:w="85" w:type="dxa"/>
+              <w:left w:w="85" w:type="dxa"/>
               <w:bottom w:w="85" w:type="dxa"/>
-              <w:left w:w="85" w:type="dxa"/>
               <w:right w:w="85" w:type="dxa"/>
             </w:tcMar>
           </w:tcPr>
@@ -1069,15 +1069,15 @@
             <w:tcW w:type="dxa" w:w="1726"/>
             <w:tcBorders>
               <w:top w:val="single" w:sz="4" w:color="D9D9D9"/>
+              <w:left w:val="single" w:sz="4" w:color="D9D9D9"/>
               <w:bottom w:val="single" w:sz="4" w:color="D9D9D9"/>
-              <w:left w:val="single" w:sz="4" w:color="D9D9D9"/>
               <w:right w:val="single" w:sz="4" w:color="D9D9D9"/>
             </w:tcBorders>
             <w:shd w:fill="F1F5F7"/>
             <w:tcMar>
               <w:top w:w="85" w:type="dxa"/>
+              <w:left w:w="85" w:type="dxa"/>
               <w:bottom w:w="85" w:type="dxa"/>
-              <w:left w:w="85" w:type="dxa"/>
               <w:right w:w="85" w:type="dxa"/>
             </w:tcMar>
           </w:tcPr>
@@ -1099,15 +1099,15 @@
             <w:tcW w:type="dxa" w:w="1421"/>
             <w:tcBorders>
               <w:top w:val="single" w:sz="4" w:color="D9D9D9"/>
+              <w:left w:val="single" w:sz="4" w:color="D9D9D9"/>
               <w:bottom w:val="single" w:sz="4" w:color="D9D9D9"/>
-              <w:left w:val="single" w:sz="4" w:color="D9D9D9"/>
               <w:right w:val="single" w:sz="4" w:color="D9D9D9"/>
             </w:tcBorders>
             <w:shd w:fill="F1F5F7"/>
             <w:tcMar>
               <w:top w:w="85" w:type="dxa"/>
+              <w:left w:w="85" w:type="dxa"/>
               <w:bottom w:w="85" w:type="dxa"/>
-              <w:left w:w="85" w:type="dxa"/>
               <w:right w:w="85" w:type="dxa"/>
             </w:tcMar>
           </w:tcPr>
@@ -1131,15 +1131,15 @@
             <w:tcW w:type="dxa" w:w="1929"/>
             <w:tcBorders>
               <w:top w:val="single" w:sz="4" w:color="D9D9D9"/>
+              <w:left w:val="single" w:sz="4" w:color="D9D9D9"/>
               <w:bottom w:val="single" w:sz="4" w:color="D9D9D9"/>
-              <w:left w:val="single" w:sz="4" w:color="D9D9D9"/>
               <w:right w:val="single" w:sz="4" w:color="D9D9D9"/>
             </w:tcBorders>
             <w:shd w:fill="FFFFFF"/>
             <w:tcMar>
               <w:top w:w="85" w:type="dxa"/>
+              <w:left w:w="85" w:type="dxa"/>
               <w:bottom w:w="85" w:type="dxa"/>
-              <w:left w:w="85" w:type="dxa"/>
               <w:right w:w="85" w:type="dxa"/>
             </w:tcMar>
           </w:tcPr>
@@ -1162,15 +1162,15 @@
             <w:tcW w:type="dxa" w:w="1218"/>
             <w:tcBorders>
               <w:top w:val="single" w:sz="4" w:color="D9D9D9"/>
+              <w:left w:val="single" w:sz="4" w:color="D9D9D9"/>
               <w:bottom w:val="single" w:sz="4" w:color="D9D9D9"/>
-              <w:left w:val="single" w:sz="4" w:color="D9D9D9"/>
               <w:right w:val="single" w:sz="4" w:color="D9D9D9"/>
             </w:tcBorders>
             <w:shd w:fill="FFFFFF"/>
             <w:tcMar>
               <w:top w:w="85" w:type="dxa"/>
+              <w:left w:w="85" w:type="dxa"/>
               <w:bottom w:w="85" w:type="dxa"/>
-              <w:left w:w="85" w:type="dxa"/>
               <w:right w:w="85" w:type="dxa"/>
             </w:tcMar>
           </w:tcPr>
@@ -1193,15 +1193,15 @@
             <w:tcW w:type="dxa" w:w="1421"/>
             <w:tcBorders>
               <w:top w:val="single" w:sz="4" w:color="D9D9D9"/>
+              <w:left w:val="single" w:sz="4" w:color="D9D9D9"/>
               <w:bottom w:val="single" w:sz="4" w:color="D9D9D9"/>
-              <w:left w:val="single" w:sz="4" w:color="D9D9D9"/>
               <w:right w:val="single" w:sz="4" w:color="D9D9D9"/>
             </w:tcBorders>
             <w:shd w:fill="FFFFFF"/>
             <w:tcMar>
               <w:top w:w="85" w:type="dxa"/>
+              <w:left w:w="85" w:type="dxa"/>
               <w:bottom w:w="85" w:type="dxa"/>
-              <w:left w:w="85" w:type="dxa"/>
               <w:right w:w="85" w:type="dxa"/>
             </w:tcMar>
           </w:tcPr>
@@ -1224,15 +1224,15 @@
             <w:tcW w:type="dxa" w:w="1117"/>
             <w:tcBorders>
               <w:top w:val="single" w:sz="4" w:color="D9D9D9"/>
+              <w:left w:val="single" w:sz="4" w:color="D9D9D9"/>
               <w:bottom w:val="single" w:sz="4" w:color="D9D9D9"/>
-              <w:left w:val="single" w:sz="4" w:color="D9D9D9"/>
               <w:right w:val="single" w:sz="4" w:color="D9D9D9"/>
             </w:tcBorders>
             <w:shd w:fill="FFFFFF"/>
             <w:tcMar>
               <w:top w:w="85" w:type="dxa"/>
+              <w:left w:w="85" w:type="dxa"/>
               <w:bottom w:w="85" w:type="dxa"/>
-              <w:left w:w="85" w:type="dxa"/>
               <w:right w:w="85" w:type="dxa"/>
             </w:tcMar>
           </w:tcPr>
@@ -1255,15 +1255,15 @@
             <w:tcW w:type="dxa" w:w="1320"/>
             <w:tcBorders>
               <w:top w:val="single" w:sz="4" w:color="D9D9D9"/>
+              <w:left w:val="single" w:sz="4" w:color="D9D9D9"/>
               <w:bottom w:val="single" w:sz="4" w:color="D9D9D9"/>
-              <w:left w:val="single" w:sz="4" w:color="D9D9D9"/>
               <w:right w:val="single" w:sz="4" w:color="D9D9D9"/>
             </w:tcBorders>
             <w:shd w:fill="FFFFFF"/>
             <w:tcMar>
               <w:top w:w="85" w:type="dxa"/>
+              <w:left w:w="85" w:type="dxa"/>
               <w:bottom w:w="85" w:type="dxa"/>
-              <w:left w:w="85" w:type="dxa"/>
               <w:right w:w="85" w:type="dxa"/>
             </w:tcMar>
           </w:tcPr>
@@ -1285,15 +1285,15 @@
             <w:tcW w:type="dxa" w:w="1726"/>
             <w:tcBorders>
               <w:top w:val="single" w:sz="4" w:color="D9D9D9"/>
+              <w:left w:val="single" w:sz="4" w:color="D9D9D9"/>
               <w:bottom w:val="single" w:sz="4" w:color="D9D9D9"/>
-              <w:left w:val="single" w:sz="4" w:color="D9D9D9"/>
               <w:right w:val="single" w:sz="4" w:color="D9D9D9"/>
             </w:tcBorders>
             <w:shd w:fill="FFFFFF"/>
             <w:tcMar>
               <w:top w:w="85" w:type="dxa"/>
+              <w:left w:w="85" w:type="dxa"/>
               <w:bottom w:w="85" w:type="dxa"/>
-              <w:left w:w="85" w:type="dxa"/>
               <w:right w:w="85" w:type="dxa"/>
             </w:tcMar>
           </w:tcPr>
@@ -1315,15 +1315,15 @@
             <w:tcW w:type="dxa" w:w="1421"/>
             <w:tcBorders>
               <w:top w:val="single" w:sz="4" w:color="D9D9D9"/>
+              <w:left w:val="single" w:sz="4" w:color="D9D9D9"/>
               <w:bottom w:val="single" w:sz="4" w:color="D9D9D9"/>
-              <w:left w:val="single" w:sz="4" w:color="D9D9D9"/>
               <w:right w:val="single" w:sz="4" w:color="D9D9D9"/>
             </w:tcBorders>
             <w:shd w:fill="FFFFFF"/>
             <w:tcMar>
               <w:top w:w="85" w:type="dxa"/>
+              <w:left w:w="85" w:type="dxa"/>
               <w:bottom w:w="85" w:type="dxa"/>
-              <w:left w:w="85" w:type="dxa"/>
               <w:right w:w="85" w:type="dxa"/>
             </w:tcMar>
           </w:tcPr>
@@ -1724,15 +1724,15 @@
             <w:tcW w:type="dxa" w:w="7512"/>
             <w:tcBorders>
               <w:top w:val="single" w:sz="4" w:color="D9D9D9"/>
+              <w:left w:val="single" w:sz="4" w:color="D9D9D9"/>
               <w:bottom w:val="single" w:sz="4" w:color="D9D9D9"/>
-              <w:left w:val="single" w:sz="4" w:color="D9D9D9"/>
               <w:right w:val="single" w:sz="4" w:color="D9D9D9"/>
             </w:tcBorders>
             <w:shd w:fill="142D40"/>
             <w:tcMar>
               <w:top w:w="85" w:type="dxa"/>
+              <w:left w:w="85" w:type="dxa"/>
               <w:bottom w:w="85" w:type="dxa"/>
-              <w:left w:w="85" w:type="dxa"/>
               <w:right w:w="85" w:type="dxa"/>
             </w:tcMar>
           </w:tcPr>
@@ -1755,15 +1755,15 @@
             <w:tcW w:type="dxa" w:w="2640"/>
             <w:tcBorders>
               <w:top w:val="single" w:sz="4" w:color="D9D9D9"/>
+              <w:left w:val="single" w:sz="4" w:color="D9D9D9"/>
               <w:bottom w:val="single" w:sz="4" w:color="D9D9D9"/>
-              <w:left w:val="single" w:sz="4" w:color="D9D9D9"/>
               <w:right w:val="single" w:sz="4" w:color="D9D9D9"/>
             </w:tcBorders>
             <w:shd w:fill="142D40"/>
             <w:tcMar>
               <w:top w:w="85" w:type="dxa"/>
+              <w:left w:w="85" w:type="dxa"/>
               <w:bottom w:w="85" w:type="dxa"/>
-              <w:left w:w="85" w:type="dxa"/>
               <w:right w:w="85" w:type="dxa"/>
             </w:tcMar>
           </w:tcPr>
@@ -1788,15 +1788,15 @@
             <w:tcW w:type="dxa" w:w="7512"/>
             <w:tcBorders>
               <w:top w:val="single" w:sz="4" w:color="D9D9D9"/>
+              <w:left w:val="single" w:sz="4" w:color="D9D9D9"/>
               <w:bottom w:val="single" w:sz="4" w:color="D9D9D9"/>
-              <w:left w:val="single" w:sz="4" w:color="D9D9D9"/>
               <w:right w:val="single" w:sz="4" w:color="D9D9D9"/>
             </w:tcBorders>
             <w:shd w:fill="FFFFFF"/>
             <w:tcMar>
               <w:top w:w="85" w:type="dxa"/>
+              <w:left w:w="85" w:type="dxa"/>
               <w:bottom w:w="85" w:type="dxa"/>
-              <w:left w:w="85" w:type="dxa"/>
               <w:right w:w="85" w:type="dxa"/>
             </w:tcMar>
           </w:tcPr>
@@ -1819,15 +1819,15 @@
             <w:tcW w:type="dxa" w:w="2640"/>
             <w:tcBorders>
               <w:top w:val="single" w:sz="4" w:color="D9D9D9"/>
+              <w:left w:val="single" w:sz="4" w:color="D9D9D9"/>
               <w:bottom w:val="single" w:sz="4" w:color="D9D9D9"/>
-              <w:left w:val="single" w:sz="4" w:color="D9D9D9"/>
               <w:right w:val="single" w:sz="4" w:color="D9D9D9"/>
             </w:tcBorders>
             <w:shd w:fill="FFFFFF"/>
             <w:tcMar>
               <w:top w:w="85" w:type="dxa"/>
+              <w:left w:w="85" w:type="dxa"/>
               <w:bottom w:w="85" w:type="dxa"/>
-              <w:left w:w="85" w:type="dxa"/>
               <w:right w:w="85" w:type="dxa"/>
             </w:tcMar>
           </w:tcPr>
@@ -1851,15 +1851,15 @@
             <w:tcW w:type="dxa" w:w="7512"/>
             <w:tcBorders>
               <w:top w:val="single" w:sz="4" w:color="D9D9D9"/>
+              <w:left w:val="single" w:sz="4" w:color="D9D9D9"/>
               <w:bottom w:val="single" w:sz="4" w:color="D9D9D9"/>
-              <w:left w:val="single" w:sz="4" w:color="D9D9D9"/>
               <w:right w:val="single" w:sz="4" w:color="D9D9D9"/>
             </w:tcBorders>
             <w:shd w:fill="F1F5F7"/>
             <w:tcMar>
               <w:top w:w="85" w:type="dxa"/>
+              <w:left w:w="85" w:type="dxa"/>
               <w:bottom w:w="85" w:type="dxa"/>
-              <w:left w:w="85" w:type="dxa"/>
               <w:right w:w="85" w:type="dxa"/>
             </w:tcMar>
           </w:tcPr>
@@ -1882,15 +1882,15 @@
             <w:tcW w:type="dxa" w:w="2640"/>
             <w:tcBorders>
               <w:top w:val="single" w:sz="4" w:color="D9D9D9"/>
+              <w:left w:val="single" w:sz="4" w:color="D9D9D9"/>
               <w:bottom w:val="single" w:sz="4" w:color="D9D9D9"/>
-              <w:left w:val="single" w:sz="4" w:color="D9D9D9"/>
               <w:right w:val="single" w:sz="4" w:color="D9D9D9"/>
             </w:tcBorders>
             <w:shd w:fill="F1F5F7"/>
             <w:tcMar>
               <w:top w:w="85" w:type="dxa"/>
+              <w:left w:w="85" w:type="dxa"/>
               <w:bottom w:w="85" w:type="dxa"/>
-              <w:left w:w="85" w:type="dxa"/>
               <w:right w:w="85" w:type="dxa"/>
             </w:tcMar>
           </w:tcPr>
@@ -1914,15 +1914,15 @@
             <w:tcW w:type="dxa" w:w="7512"/>
             <w:tcBorders>
               <w:top w:val="single" w:sz="4" w:color="D9D9D9"/>
+              <w:left w:val="single" w:sz="4" w:color="D9D9D9"/>
               <w:bottom w:val="single" w:sz="4" w:color="D9D9D9"/>
-              <w:left w:val="single" w:sz="4" w:color="D9D9D9"/>
               <w:right w:val="single" w:sz="4" w:color="D9D9D9"/>
             </w:tcBorders>
             <w:shd w:fill="FFFFFF"/>
             <w:tcMar>
               <w:top w:w="85" w:type="dxa"/>
+              <w:left w:w="85" w:type="dxa"/>
               <w:bottom w:w="85" w:type="dxa"/>
-              <w:left w:w="85" w:type="dxa"/>
               <w:right w:w="85" w:type="dxa"/>
             </w:tcMar>
           </w:tcPr>
@@ -1945,15 +1945,15 @@
             <w:tcW w:type="dxa" w:w="2640"/>
             <w:tcBorders>
               <w:top w:val="single" w:sz="4" w:color="D9D9D9"/>
+              <w:left w:val="single" w:sz="4" w:color="D9D9D9"/>
               <w:bottom w:val="single" w:sz="4" w:color="D9D9D9"/>
-              <w:left w:val="single" w:sz="4" w:color="D9D9D9"/>
               <w:right w:val="single" w:sz="4" w:color="D9D9D9"/>
             </w:tcBorders>
             <w:shd w:fill="FFFFFF"/>
             <w:tcMar>
               <w:top w:w="85" w:type="dxa"/>
+              <w:left w:w="85" w:type="dxa"/>
               <w:bottom w:w="85" w:type="dxa"/>
-              <w:left w:w="85" w:type="dxa"/>
               <w:right w:w="85" w:type="dxa"/>
             </w:tcMar>
           </w:tcPr>
@@ -1977,15 +1977,15 @@
             <w:tcW w:type="dxa" w:w="7512"/>
             <w:tcBorders>
               <w:top w:val="single" w:sz="4" w:color="D9D9D9"/>
+              <w:left w:val="single" w:sz="4" w:color="D9D9D9"/>
               <w:bottom w:val="single" w:sz="4" w:color="D9D9D9"/>
-              <w:left w:val="single" w:sz="4" w:color="D9D9D9"/>
               <w:right w:val="single" w:sz="4" w:color="D9D9D9"/>
             </w:tcBorders>
             <w:shd w:fill="F1F5F7"/>
             <w:tcMar>
               <w:top w:w="85" w:type="dxa"/>
+              <w:left w:w="85" w:type="dxa"/>
               <w:bottom w:w="85" w:type="dxa"/>
-              <w:left w:w="85" w:type="dxa"/>
               <w:right w:w="85" w:type="dxa"/>
             </w:tcMar>
           </w:tcPr>
@@ -2008,15 +2008,15 @@
             <w:tcW w:type="dxa" w:w="2640"/>
             <w:tcBorders>
               <w:top w:val="single" w:sz="4" w:color="D9D9D9"/>
+              <w:left w:val="single" w:sz="4" w:color="D9D9D9"/>
               <w:bottom w:val="single" w:sz="4" w:color="D9D9D9"/>
-              <w:left w:val="single" w:sz="4" w:color="D9D9D9"/>
               <w:right w:val="single" w:sz="4" w:color="D9D9D9"/>
             </w:tcBorders>
             <w:shd w:fill="F1F5F7"/>
             <w:tcMar>
               <w:top w:w="85" w:type="dxa"/>
+              <w:left w:w="85" w:type="dxa"/>
               <w:bottom w:w="85" w:type="dxa"/>
-              <w:left w:w="85" w:type="dxa"/>
               <w:right w:w="85" w:type="dxa"/>
             </w:tcMar>
           </w:tcPr>
@@ -2040,15 +2040,15 @@
             <w:tcW w:type="dxa" w:w="7512"/>
             <w:tcBorders>
               <w:top w:val="single" w:sz="4" w:color="D9D9D9"/>
+              <w:left w:val="single" w:sz="4" w:color="D9D9D9"/>
               <w:bottom w:val="single" w:sz="4" w:color="D9D9D9"/>
-              <w:left w:val="single" w:sz="4" w:color="D9D9D9"/>
               <w:right w:val="single" w:sz="4" w:color="D9D9D9"/>
             </w:tcBorders>
             <w:shd w:fill="FFFFFF"/>
             <w:tcMar>
               <w:top w:w="85" w:type="dxa"/>
+              <w:left w:w="85" w:type="dxa"/>
               <w:bottom w:w="85" w:type="dxa"/>
-              <w:left w:w="85" w:type="dxa"/>
               <w:right w:w="85" w:type="dxa"/>
             </w:tcMar>
           </w:tcPr>
@@ -2071,15 +2071,15 @@
             <w:tcW w:type="dxa" w:w="2640"/>
             <w:tcBorders>
               <w:top w:val="single" w:sz="4" w:color="D9D9D9"/>
+              <w:left w:val="single" w:sz="4" w:color="D9D9D9"/>
               <w:bottom w:val="single" w:sz="4" w:color="D9D9D9"/>
-              <w:left w:val="single" w:sz="4" w:color="D9D9D9"/>
               <w:right w:val="single" w:sz="4" w:color="D9D9D9"/>
             </w:tcBorders>
             <w:shd w:fill="FFFFFF"/>
             <w:tcMar>
               <w:top w:w="85" w:type="dxa"/>
+              <w:left w:w="85" w:type="dxa"/>
               <w:bottom w:w="85" w:type="dxa"/>
-              <w:left w:w="85" w:type="dxa"/>
               <w:right w:w="85" w:type="dxa"/>
             </w:tcMar>
           </w:tcPr>
@@ -2230,15 +2230,15 @@
             <w:tcW w:type="dxa" w:w="4061"/>
             <w:tcBorders>
               <w:top w:val="single" w:sz="4" w:color="D9D9D9"/>
+              <w:left w:val="single" w:sz="4" w:color="D9D9D9"/>
               <w:bottom w:val="single" w:sz="4" w:color="D9D9D9"/>
-              <w:left w:val="single" w:sz="4" w:color="D9D9D9"/>
               <w:right w:val="single" w:sz="4" w:color="D9D9D9"/>
             </w:tcBorders>
             <w:shd w:fill="142D40"/>
             <w:tcMar>
               <w:top w:w="85" w:type="dxa"/>
+              <w:left w:w="85" w:type="dxa"/>
               <w:bottom w:w="85" w:type="dxa"/>
-              <w:left w:w="85" w:type="dxa"/>
               <w:right w:w="85" w:type="dxa"/>
             </w:tcMar>
           </w:tcPr>
@@ -2261,15 +2261,15 @@
             <w:tcW w:type="dxa" w:w="3046"/>
             <w:tcBorders>
               <w:top w:val="single" w:sz="4" w:color="D9D9D9"/>
+              <w:left w:val="single" w:sz="4" w:color="D9D9D9"/>
               <w:bottom w:val="single" w:sz="4" w:color="D9D9D9"/>
-              <w:left w:val="single" w:sz="4" w:color="D9D9D9"/>
               <w:right w:val="single" w:sz="4" w:color="D9D9D9"/>
             </w:tcBorders>
             <w:shd w:fill="142D40"/>
             <w:tcMar>
               <w:top w:w="85" w:type="dxa"/>
+              <w:left w:w="85" w:type="dxa"/>
               <w:bottom w:w="85" w:type="dxa"/>
-              <w:left w:w="85" w:type="dxa"/>
               <w:right w:w="85" w:type="dxa"/>
             </w:tcMar>
           </w:tcPr>
@@ -2292,15 +2292,15 @@
             <w:tcW w:type="dxa" w:w="3046"/>
             <w:tcBorders>
               <w:top w:val="single" w:sz="4" w:color="D9D9D9"/>
+              <w:left w:val="single" w:sz="4" w:color="D9D9D9"/>
               <w:bottom w:val="single" w:sz="4" w:color="D9D9D9"/>
-              <w:left w:val="single" w:sz="4" w:color="D9D9D9"/>
               <w:right w:val="single" w:sz="4" w:color="D9D9D9"/>
             </w:tcBorders>
             <w:shd w:fill="142D40"/>
             <w:tcMar>
               <w:top w:w="85" w:type="dxa"/>
+              <w:left w:w="85" w:type="dxa"/>
               <w:bottom w:w="85" w:type="dxa"/>
-              <w:left w:w="85" w:type="dxa"/>
               <w:right w:w="85" w:type="dxa"/>
             </w:tcMar>
           </w:tcPr>
@@ -2325,15 +2325,15 @@
             <w:tcW w:type="dxa" w:w="4061"/>
             <w:tcBorders>
               <w:top w:val="single" w:sz="4" w:color="D9D9D9"/>
+              <w:left w:val="single" w:sz="4" w:color="D9D9D9"/>
               <w:bottom w:val="single" w:sz="4" w:color="D9D9D9"/>
-              <w:left w:val="single" w:sz="4" w:color="D9D9D9"/>
               <w:right w:val="single" w:sz="4" w:color="D9D9D9"/>
             </w:tcBorders>
             <w:shd w:fill="FFFFFF"/>
             <w:tcMar>
               <w:top w:w="85" w:type="dxa"/>
+              <w:left w:w="85" w:type="dxa"/>
               <w:bottom w:w="85" w:type="dxa"/>
-              <w:left w:w="85" w:type="dxa"/>
               <w:right w:w="85" w:type="dxa"/>
             </w:tcMar>
           </w:tcPr>
@@ -2356,15 +2356,15 @@
             <w:tcW w:type="dxa" w:w="3046"/>
             <w:tcBorders>
               <w:top w:val="single" w:sz="4" w:color="D9D9D9"/>
+              <w:left w:val="single" w:sz="4" w:color="D9D9D9"/>
               <w:bottom w:val="single" w:sz="4" w:color="D9D9D9"/>
-              <w:left w:val="single" w:sz="4" w:color="D9D9D9"/>
               <w:right w:val="single" w:sz="4" w:color="D9D9D9"/>
             </w:tcBorders>
             <w:shd w:fill="FFFFFF"/>
             <w:tcMar>
               <w:top w:w="85" w:type="dxa"/>
+              <w:left w:w="85" w:type="dxa"/>
               <w:bottom w:w="85" w:type="dxa"/>
-              <w:left w:w="85" w:type="dxa"/>
               <w:right w:w="85" w:type="dxa"/>
             </w:tcMar>
           </w:tcPr>
@@ -2387,15 +2387,15 @@
             <w:tcW w:type="dxa" w:w="3046"/>
             <w:tcBorders>
               <w:top w:val="single" w:sz="4" w:color="D9D9D9"/>
+              <w:left w:val="single" w:sz="4" w:color="D9D9D9"/>
               <w:bottom w:val="single" w:sz="4" w:color="D9D9D9"/>
-              <w:left w:val="single" w:sz="4" w:color="D9D9D9"/>
               <w:right w:val="single" w:sz="4" w:color="D9D9D9"/>
             </w:tcBorders>
             <w:shd w:fill="FFFFFF"/>
             <w:tcMar>
               <w:top w:w="85" w:type="dxa"/>
+              <w:left w:w="85" w:type="dxa"/>
               <w:bottom w:w="85" w:type="dxa"/>
-              <w:left w:w="85" w:type="dxa"/>
               <w:right w:w="85" w:type="dxa"/>
             </w:tcMar>
           </w:tcPr>
@@ -2419,15 +2419,15 @@
             <w:tcW w:type="dxa" w:w="4061"/>
             <w:tcBorders>
               <w:top w:val="single" w:sz="4" w:color="D9D9D9"/>
+              <w:left w:val="single" w:sz="4" w:color="D9D9D9"/>
               <w:bottom w:val="single" w:sz="4" w:color="D9D9D9"/>
-              <w:left w:val="single" w:sz="4" w:color="D9D9D9"/>
               <w:right w:val="single" w:sz="4" w:color="D9D9D9"/>
             </w:tcBorders>
             <w:shd w:fill="F1F5F7"/>
             <w:tcMar>
               <w:top w:w="85" w:type="dxa"/>
+              <w:left w:w="85" w:type="dxa"/>
               <w:bottom w:w="85" w:type="dxa"/>
-              <w:left w:w="85" w:type="dxa"/>
               <w:right w:w="85" w:type="dxa"/>
             </w:tcMar>
           </w:tcPr>
@@ -2450,15 +2450,15 @@
             <w:tcW w:type="dxa" w:w="3046"/>
             <w:tcBorders>
               <w:top w:val="single" w:sz="4" w:color="D9D9D9"/>
+              <w:left w:val="single" w:sz="4" w:color="D9D9D9"/>
               <w:bottom w:val="single" w:sz="4" w:color="D9D9D9"/>
-              <w:left w:val="single" w:sz="4" w:color="D9D9D9"/>
               <w:right w:val="single" w:sz="4" w:color="D9D9D9"/>
             </w:tcBorders>
             <w:shd w:fill="F1F5F7"/>
             <w:tcMar>
               <w:top w:w="85" w:type="dxa"/>
+              <w:left w:w="85" w:type="dxa"/>
               <w:bottom w:w="85" w:type="dxa"/>
-              <w:left w:w="85" w:type="dxa"/>
               <w:right w:w="85" w:type="dxa"/>
             </w:tcMar>
           </w:tcPr>
@@ -2480,15 +2480,15 @@
             <w:tcW w:type="dxa" w:w="3046"/>
             <w:tcBorders>
               <w:top w:val="single" w:sz="4" w:color="D9D9D9"/>
+              <w:left w:val="single" w:sz="4" w:color="D9D9D9"/>
               <w:bottom w:val="single" w:sz="4" w:color="D9D9D9"/>
-              <w:left w:val="single" w:sz="4" w:color="D9D9D9"/>
               <w:right w:val="single" w:sz="4" w:color="D9D9D9"/>
             </w:tcBorders>
             <w:shd w:fill="F1F5F7"/>
             <w:tcMar>
               <w:top w:w="85" w:type="dxa"/>
+              <w:left w:w="85" w:type="dxa"/>
               <w:bottom w:w="85" w:type="dxa"/>
-              <w:left w:w="85" w:type="dxa"/>
               <w:right w:w="85" w:type="dxa"/>
             </w:tcMar>
           </w:tcPr>
@@ -2512,15 +2512,15 @@
             <w:tcW w:type="dxa" w:w="4061"/>
             <w:tcBorders>
               <w:top w:val="single" w:sz="4" w:color="D9D9D9"/>
+              <w:left w:val="single" w:sz="4" w:color="D9D9D9"/>
               <w:bottom w:val="single" w:sz="4" w:color="D9D9D9"/>
-              <w:left w:val="single" w:sz="4" w:color="D9D9D9"/>
               <w:right w:val="single" w:sz="4" w:color="D9D9D9"/>
             </w:tcBorders>
             <w:shd w:fill="FFFFFF"/>
             <w:tcMar>
               <w:top w:w="85" w:type="dxa"/>
+              <w:left w:w="85" w:type="dxa"/>
               <w:bottom w:w="85" w:type="dxa"/>
-              <w:left w:w="85" w:type="dxa"/>
               <w:right w:w="85" w:type="dxa"/>
             </w:tcMar>
           </w:tcPr>
@@ -2543,15 +2543,15 @@
             <w:tcW w:type="dxa" w:w="3046"/>
             <w:tcBorders>
               <w:top w:val="single" w:sz="4" w:color="D9D9D9"/>
+              <w:left w:val="single" w:sz="4" w:color="D9D9D9"/>
               <w:bottom w:val="single" w:sz="4" w:color="D9D9D9"/>
-              <w:left w:val="single" w:sz="4" w:color="D9D9D9"/>
               <w:right w:val="single" w:sz="4" w:color="D9D9D9"/>
             </w:tcBorders>
             <w:shd w:fill="FFFFFF"/>
             <w:tcMar>
               <w:top w:w="85" w:type="dxa"/>
+              <w:left w:w="85" w:type="dxa"/>
               <w:bottom w:w="85" w:type="dxa"/>
-              <w:left w:w="85" w:type="dxa"/>
               <w:right w:w="85" w:type="dxa"/>
             </w:tcMar>
           </w:tcPr>
@@ -2574,15 +2574,15 @@
             <w:tcW w:type="dxa" w:w="3046"/>
             <w:tcBorders>
               <w:top w:val="single" w:sz="4" w:color="D9D9D9"/>
+              <w:left w:val="single" w:sz="4" w:color="D9D9D9"/>
               <w:bottom w:val="single" w:sz="4" w:color="D9D9D9"/>
-              <w:left w:val="single" w:sz="4" w:color="D9D9D9"/>
               <w:right w:val="single" w:sz="4" w:color="D9D9D9"/>
             </w:tcBorders>
             <w:shd w:fill="FFFFFF"/>
             <w:tcMar>
               <w:top w:w="85" w:type="dxa"/>
+              <w:left w:w="85" w:type="dxa"/>
               <w:bottom w:w="85" w:type="dxa"/>
-              <w:left w:w="85" w:type="dxa"/>
               <w:right w:w="85" w:type="dxa"/>
             </w:tcMar>
           </w:tcPr>
@@ -2607,15 +2607,15 @@
             <w:tcW w:type="dxa" w:w="4061"/>
             <w:tcBorders>
               <w:top w:val="single" w:sz="4" w:color="D9D9D9"/>
+              <w:left w:val="single" w:sz="4" w:color="D9D9D9"/>
               <w:bottom w:val="single" w:sz="4" w:color="D9D9D9"/>
-              <w:left w:val="single" w:sz="4" w:color="D9D9D9"/>
               <w:right w:val="single" w:sz="4" w:color="D9D9D9"/>
             </w:tcBorders>
             <w:shd w:fill="F1F5F7"/>
             <w:tcMar>
               <w:top w:w="85" w:type="dxa"/>
+              <w:left w:w="85" w:type="dxa"/>
               <w:bottom w:w="85" w:type="dxa"/>
-              <w:left w:w="85" w:type="dxa"/>
               <w:right w:w="85" w:type="dxa"/>
             </w:tcMar>
           </w:tcPr>
@@ -2638,15 +2638,15 @@
             <w:tcW w:type="dxa" w:w="3046"/>
             <w:tcBorders>
               <w:top w:val="single" w:sz="4" w:color="D9D9D9"/>
+              <w:left w:val="single" w:sz="4" w:color="D9D9D9"/>
               <w:bottom w:val="single" w:sz="4" w:color="D9D9D9"/>
-              <w:left w:val="single" w:sz="4" w:color="D9D9D9"/>
               <w:right w:val="single" w:sz="4" w:color="D9D9D9"/>
             </w:tcBorders>
             <w:shd w:fill="F1F5F7"/>
             <w:tcMar>
               <w:top w:w="85" w:type="dxa"/>
+              <w:left w:w="85" w:type="dxa"/>
               <w:bottom w:w="85" w:type="dxa"/>
-              <w:left w:w="85" w:type="dxa"/>
               <w:right w:w="85" w:type="dxa"/>
             </w:tcMar>
           </w:tcPr>
@@ -2668,15 +2668,15 @@
             <w:tcW w:type="dxa" w:w="3046"/>
             <w:tcBorders>
               <w:top w:val="single" w:sz="4" w:color="D9D9D9"/>
+              <w:left w:val="single" w:sz="4" w:color="D9D9D9"/>
               <w:bottom w:val="single" w:sz="4" w:color="D9D9D9"/>
-              <w:left w:val="single" w:sz="4" w:color="D9D9D9"/>
               <w:right w:val="single" w:sz="4" w:color="D9D9D9"/>
             </w:tcBorders>
             <w:shd w:fill="F1F5F7"/>
             <w:tcMar>
               <w:top w:w="85" w:type="dxa"/>
+              <w:left w:w="85" w:type="dxa"/>
               <w:bottom w:w="85" w:type="dxa"/>
-              <w:left w:w="85" w:type="dxa"/>
               <w:right w:w="85" w:type="dxa"/>
             </w:tcMar>
           </w:tcPr>
@@ -2700,15 +2700,15 @@
             <w:tcW w:type="dxa" w:w="4061"/>
             <w:tcBorders>
               <w:top w:val="single" w:sz="4" w:color="D9D9D9"/>
+              <w:left w:val="single" w:sz="4" w:color="D9D9D9"/>
               <w:bottom w:val="single" w:sz="4" w:color="D9D9D9"/>
-              <w:left w:val="single" w:sz="4" w:color="D9D9D9"/>
               <w:right w:val="single" w:sz="4" w:color="D9D9D9"/>
             </w:tcBorders>
             <w:shd w:fill="FFFFFF"/>
             <w:tcMar>
               <w:top w:w="85" w:type="dxa"/>
+              <w:left w:w="85" w:type="dxa"/>
               <w:bottom w:w="85" w:type="dxa"/>
-              <w:left w:w="85" w:type="dxa"/>
               <w:right w:w="85" w:type="dxa"/>
             </w:tcMar>
           </w:tcPr>
@@ -2731,15 +2731,15 @@
             <w:tcW w:type="dxa" w:w="3046"/>
             <w:tcBorders>
               <w:top w:val="single" w:sz="4" w:color="D9D9D9"/>
+              <w:left w:val="single" w:sz="4" w:color="D9D9D9"/>
               <w:bottom w:val="single" w:sz="4" w:color="D9D9D9"/>
-              <w:left w:val="single" w:sz="4" w:color="D9D9D9"/>
               <w:right w:val="single" w:sz="4" w:color="D9D9D9"/>
             </w:tcBorders>
             <w:shd w:fill="FFFFFF"/>
             <w:tcMar>
               <w:top w:w="85" w:type="dxa"/>
+              <w:left w:w="85" w:type="dxa"/>
               <w:bottom w:w="85" w:type="dxa"/>
-              <w:left w:w="85" w:type="dxa"/>
               <w:right w:w="85" w:type="dxa"/>
             </w:tcMar>
           </w:tcPr>
@@ -2761,15 +2761,15 @@
             <w:tcW w:type="dxa" w:w="3046"/>
             <w:tcBorders>
               <w:top w:val="single" w:sz="4" w:color="D9D9D9"/>
+              <w:left w:val="single" w:sz="4" w:color="D9D9D9"/>
               <w:bottom w:val="single" w:sz="4" w:color="D9D9D9"/>
-              <w:left w:val="single" w:sz="4" w:color="D9D9D9"/>
               <w:right w:val="single" w:sz="4" w:color="D9D9D9"/>
             </w:tcBorders>
             <w:shd w:fill="FFFFFF"/>
             <w:tcMar>
               <w:top w:w="85" w:type="dxa"/>
+              <w:left w:w="85" w:type="dxa"/>
               <w:bottom w:w="85" w:type="dxa"/>
-              <w:left w:w="85" w:type="dxa"/>
               <w:right w:w="85" w:type="dxa"/>
             </w:tcMar>
           </w:tcPr>
@@ -3007,15 +3007,15 @@
             <w:tcW w:type="dxa" w:w="2436"/>
             <w:tcBorders>
               <w:top w:val="single" w:sz="4" w:color="D9D9D9"/>
+              <w:left w:val="single" w:sz="4" w:color="D9D9D9"/>
               <w:bottom w:val="single" w:sz="4" w:color="D9D9D9"/>
-              <w:left w:val="single" w:sz="4" w:color="D9D9D9"/>
               <w:right w:val="single" w:sz="4" w:color="D9D9D9"/>
             </w:tcBorders>
             <w:shd w:fill="142D40"/>
             <w:tcMar>
               <w:top w:w="85" w:type="dxa"/>
+              <w:left w:w="85" w:type="dxa"/>
               <w:bottom w:w="85" w:type="dxa"/>
-              <w:left w:w="85" w:type="dxa"/>
               <w:right w:w="85" w:type="dxa"/>
             </w:tcMar>
           </w:tcPr>
@@ -3038,15 +3038,15 @@
             <w:tcW w:type="dxa" w:w="1218"/>
             <w:tcBorders>
               <w:top w:val="single" w:sz="4" w:color="D9D9D9"/>
+              <w:left w:val="single" w:sz="4" w:color="D9D9D9"/>
               <w:bottom w:val="single" w:sz="4" w:color="D9D9D9"/>
-              <w:left w:val="single" w:sz="4" w:color="D9D9D9"/>
               <w:right w:val="single" w:sz="4" w:color="D9D9D9"/>
             </w:tcBorders>
             <w:shd w:fill="142D40"/>
             <w:tcMar>
               <w:top w:w="85" w:type="dxa"/>
+              <w:left w:w="85" w:type="dxa"/>
               <w:bottom w:w="85" w:type="dxa"/>
-              <w:left w:w="85" w:type="dxa"/>
               <w:right w:w="85" w:type="dxa"/>
             </w:tcMar>
           </w:tcPr>
@@ -3069,15 +3069,15 @@
             <w:tcW w:type="dxa" w:w="1624"/>
             <w:tcBorders>
               <w:top w:val="single" w:sz="4" w:color="D9D9D9"/>
+              <w:left w:val="single" w:sz="4" w:color="D9D9D9"/>
               <w:bottom w:val="single" w:sz="4" w:color="D9D9D9"/>
-              <w:left w:val="single" w:sz="4" w:color="D9D9D9"/>
               <w:right w:val="single" w:sz="4" w:color="D9D9D9"/>
             </w:tcBorders>
             <w:shd w:fill="142D40"/>
             <w:tcMar>
               <w:top w:w="85" w:type="dxa"/>
+              <w:left w:w="85" w:type="dxa"/>
               <w:bottom w:w="85" w:type="dxa"/>
-              <w:left w:w="85" w:type="dxa"/>
               <w:right w:w="85" w:type="dxa"/>
             </w:tcMar>
           </w:tcPr>
@@ -3100,15 +3100,15 @@
             <w:tcW w:type="dxa" w:w="1624"/>
             <w:tcBorders>
               <w:top w:val="single" w:sz="4" w:color="D9D9D9"/>
+              <w:left w:val="single" w:sz="4" w:color="D9D9D9"/>
               <w:bottom w:val="single" w:sz="4" w:color="D9D9D9"/>
-              <w:left w:val="single" w:sz="4" w:color="D9D9D9"/>
               <w:right w:val="single" w:sz="4" w:color="D9D9D9"/>
             </w:tcBorders>
             <w:shd w:fill="142D40"/>
             <w:tcMar>
               <w:top w:w="85" w:type="dxa"/>
+              <w:left w:w="85" w:type="dxa"/>
               <w:bottom w:w="85" w:type="dxa"/>
-              <w:left w:w="85" w:type="dxa"/>
               <w:right w:w="85" w:type="dxa"/>
             </w:tcMar>
           </w:tcPr>
@@ -3131,15 +3131,15 @@
             <w:tcW w:type="dxa" w:w="1523"/>
             <w:tcBorders>
               <w:top w:val="single" w:sz="4" w:color="D9D9D9"/>
+              <w:left w:val="single" w:sz="4" w:color="D9D9D9"/>
               <w:bottom w:val="single" w:sz="4" w:color="D9D9D9"/>
-              <w:left w:val="single" w:sz="4" w:color="D9D9D9"/>
               <w:right w:val="single" w:sz="4" w:color="D9D9D9"/>
             </w:tcBorders>
             <w:shd w:fill="142D40"/>
             <w:tcMar>
               <w:top w:w="85" w:type="dxa"/>
+              <w:left w:w="85" w:type="dxa"/>
               <w:bottom w:w="85" w:type="dxa"/>
-              <w:left w:w="85" w:type="dxa"/>
               <w:right w:w="85" w:type="dxa"/>
             </w:tcMar>
           </w:tcPr>
@@ -3162,15 +3162,15 @@
             <w:tcW w:type="dxa" w:w="1726"/>
             <w:tcBorders>
               <w:top w:val="single" w:sz="4" w:color="D9D9D9"/>
+              <w:left w:val="single" w:sz="4" w:color="D9D9D9"/>
               <w:bottom w:val="single" w:sz="4" w:color="D9D9D9"/>
-              <w:left w:val="single" w:sz="4" w:color="D9D9D9"/>
               <w:right w:val="single" w:sz="4" w:color="D9D9D9"/>
             </w:tcBorders>
             <w:shd w:fill="142D40"/>
             <w:tcMar>
               <w:top w:w="85" w:type="dxa"/>
+              <w:left w:w="85" w:type="dxa"/>
               <w:bottom w:w="85" w:type="dxa"/>
-              <w:left w:w="85" w:type="dxa"/>
               <w:right w:w="85" w:type="dxa"/>
             </w:tcMar>
           </w:tcPr>
@@ -3195,15 +3195,15 @@
             <w:tcW w:type="dxa" w:w="2436"/>
             <w:tcBorders>
               <w:top w:val="single" w:sz="4" w:color="D9D9D9"/>
+              <w:left w:val="single" w:sz="4" w:color="D9D9D9"/>
               <w:bottom w:val="single" w:sz="4" w:color="D9D9D9"/>
-              <w:left w:val="single" w:sz="4" w:color="D9D9D9"/>
               <w:right w:val="single" w:sz="4" w:color="D9D9D9"/>
             </w:tcBorders>
             <w:shd w:fill="FFFFFF"/>
             <w:tcMar>
               <w:top w:w="85" w:type="dxa"/>
+              <w:left w:w="85" w:type="dxa"/>
               <w:bottom w:w="85" w:type="dxa"/>
-              <w:left w:w="85" w:type="dxa"/>
               <w:right w:w="85" w:type="dxa"/>
             </w:tcMar>
           </w:tcPr>
@@ -3226,15 +3226,15 @@
             <w:tcW w:type="dxa" w:w="1218"/>
             <w:tcBorders>
               <w:top w:val="single" w:sz="4" w:color="D9D9D9"/>
+              <w:left w:val="single" w:sz="4" w:color="D9D9D9"/>
               <w:bottom w:val="single" w:sz="4" w:color="D9D9D9"/>
-              <w:left w:val="single" w:sz="4" w:color="D9D9D9"/>
               <w:right w:val="single" w:sz="4" w:color="D9D9D9"/>
             </w:tcBorders>
             <w:shd w:fill="FFFFFF"/>
             <w:tcMar>
               <w:top w:w="85" w:type="dxa"/>
+              <w:left w:w="85" w:type="dxa"/>
               <w:bottom w:w="85" w:type="dxa"/>
-              <w:left w:w="85" w:type="dxa"/>
               <w:right w:w="85" w:type="dxa"/>
             </w:tcMar>
           </w:tcPr>
@@ -3257,15 +3257,15 @@
             <w:tcW w:type="dxa" w:w="1624"/>
             <w:tcBorders>
               <w:top w:val="single" w:sz="4" w:color="D9D9D9"/>
+              <w:left w:val="single" w:sz="4" w:color="D9D9D9"/>
               <w:bottom w:val="single" w:sz="4" w:color="D9D9D9"/>
-              <w:left w:val="single" w:sz="4" w:color="D9D9D9"/>
               <w:right w:val="single" w:sz="4" w:color="D9D9D9"/>
             </w:tcBorders>
             <w:shd w:fill="FFFFFF"/>
             <w:tcMar>
               <w:top w:w="85" w:type="dxa"/>
+              <w:left w:w="85" w:type="dxa"/>
               <w:bottom w:w="85" w:type="dxa"/>
-              <w:left w:w="85" w:type="dxa"/>
               <w:right w:w="85" w:type="dxa"/>
             </w:tcMar>
           </w:tcPr>
@@ -3288,15 +3288,15 @@
             <w:tcW w:type="dxa" w:w="1624"/>
             <w:tcBorders>
               <w:top w:val="single" w:sz="4" w:color="D9D9D9"/>
+              <w:left w:val="single" w:sz="4" w:color="D9D9D9"/>
               <w:bottom w:val="single" w:sz="4" w:color="D9D9D9"/>
-              <w:left w:val="single" w:sz="4" w:color="D9D9D9"/>
               <w:right w:val="single" w:sz="4" w:color="D9D9D9"/>
             </w:tcBorders>
             <w:shd w:fill="FFFFFF"/>
             <w:tcMar>
               <w:top w:w="85" w:type="dxa"/>
+              <w:left w:w="85" w:type="dxa"/>
               <w:bottom w:w="85" w:type="dxa"/>
-              <w:left w:w="85" w:type="dxa"/>
               <w:right w:w="85" w:type="dxa"/>
             </w:tcMar>
           </w:tcPr>
@@ -3318,15 +3318,15 @@
             <w:tcW w:type="dxa" w:w="1523"/>
             <w:tcBorders>
               <w:top w:val="single" w:sz="4" w:color="D9D9D9"/>
+              <w:left w:val="single" w:sz="4" w:color="D9D9D9"/>
               <w:bottom w:val="single" w:sz="4" w:color="D9D9D9"/>
-              <w:left w:val="single" w:sz="4" w:color="D9D9D9"/>
               <w:right w:val="single" w:sz="4" w:color="D9D9D9"/>
             </w:tcBorders>
             <w:shd w:fill="FFFFFF"/>
             <w:tcMar>
               <w:top w:w="85" w:type="dxa"/>
+              <w:left w:w="85" w:type="dxa"/>
               <w:bottom w:w="85" w:type="dxa"/>
-              <w:left w:w="85" w:type="dxa"/>
               <w:right w:w="85" w:type="dxa"/>
             </w:tcMar>
           </w:tcPr>
@@ -3348,15 +3348,15 @@
             <w:tcW w:type="dxa" w:w="1726"/>
             <w:tcBorders>
               <w:top w:val="single" w:sz="4" w:color="D9D9D9"/>
+              <w:left w:val="single" w:sz="4" w:color="D9D9D9"/>
               <w:bottom w:val="single" w:sz="4" w:color="D9D9D9"/>
-              <w:left w:val="single" w:sz="4" w:color="D9D9D9"/>
               <w:right w:val="single" w:sz="4" w:color="D9D9D9"/>
             </w:tcBorders>
             <w:shd w:fill="FFFFFF"/>
             <w:tcMar>
               <w:top w:w="85" w:type="dxa"/>
+              <w:left w:w="85" w:type="dxa"/>
               <w:bottom w:w="85" w:type="dxa"/>
-              <w:left w:w="85" w:type="dxa"/>
               <w:right w:w="85" w:type="dxa"/>
             </w:tcMar>
           </w:tcPr>
@@ -3380,15 +3380,15 @@
             <w:tcW w:type="dxa" w:w="2436"/>
             <w:tcBorders>
               <w:top w:val="single" w:sz="4" w:color="D9D9D9"/>
+              <w:left w:val="single" w:sz="4" w:color="D9D9D9"/>
               <w:bottom w:val="single" w:sz="4" w:color="D9D9D9"/>
-              <w:left w:val="single" w:sz="4" w:color="D9D9D9"/>
               <w:right w:val="single" w:sz="4" w:color="D9D9D9"/>
             </w:tcBorders>
             <w:shd w:fill="F1F5F7"/>
             <w:tcMar>
               <w:top w:w="85" w:type="dxa"/>
+              <w:left w:w="85" w:type="dxa"/>
               <w:bottom w:w="85" w:type="dxa"/>
-              <w:left w:w="85" w:type="dxa"/>
               <w:right w:w="85" w:type="dxa"/>
             </w:tcMar>
           </w:tcPr>
@@ -3411,15 +3411,15 @@
             <w:tcW w:type="dxa" w:w="1218"/>
             <w:tcBorders>
               <w:top w:val="single" w:sz="4" w:color="D9D9D9"/>
+              <w:left w:val="single" w:sz="4" w:color="D9D9D9"/>
               <w:bottom w:val="single" w:sz="4" w:color="D9D9D9"/>
-              <w:left w:val="single" w:sz="4" w:color="D9D9D9"/>
               <w:right w:val="single" w:sz="4" w:color="D9D9D9"/>
             </w:tcBorders>
             <w:shd w:fill="F1F5F7"/>
             <w:tcMar>
               <w:top w:w="85" w:type="dxa"/>
+              <w:left w:w="85" w:type="dxa"/>
               <w:bottom w:w="85" w:type="dxa"/>
-              <w:left w:w="85" w:type="dxa"/>
               <w:right w:w="85" w:type="dxa"/>
             </w:tcMar>
           </w:tcPr>
@@ -3442,15 +3442,15 @@
             <w:tcW w:type="dxa" w:w="1624"/>
             <w:tcBorders>
               <w:top w:val="single" w:sz="4" w:color="D9D9D9"/>
+              <w:left w:val="single" w:sz="4" w:color="D9D9D9"/>
               <w:bottom w:val="single" w:sz="4" w:color="D9D9D9"/>
-              <w:left w:val="single" w:sz="4" w:color="D9D9D9"/>
               <w:right w:val="single" w:sz="4" w:color="D9D9D9"/>
             </w:tcBorders>
             <w:shd w:fill="F1F5F7"/>
             <w:tcMar>
               <w:top w:w="85" w:type="dxa"/>
+              <w:left w:w="85" w:type="dxa"/>
               <w:bottom w:w="85" w:type="dxa"/>
-              <w:left w:w="85" w:type="dxa"/>
               <w:right w:w="85" w:type="dxa"/>
             </w:tcMar>
           </w:tcPr>
@@ -3473,15 +3473,15 @@
             <w:tcW w:type="dxa" w:w="1624"/>
             <w:tcBorders>
               <w:top w:val="single" w:sz="4" w:color="D9D9D9"/>
+              <w:left w:val="single" w:sz="4" w:color="D9D9D9"/>
               <w:bottom w:val="single" w:sz="4" w:color="D9D9D9"/>
-              <w:left w:val="single" w:sz="4" w:color="D9D9D9"/>
               <w:right w:val="single" w:sz="4" w:color="D9D9D9"/>
             </w:tcBorders>
             <w:shd w:fill="F1F5F7"/>
             <w:tcMar>
               <w:top w:w="85" w:type="dxa"/>
+              <w:left w:w="85" w:type="dxa"/>
               <w:bottom w:w="85" w:type="dxa"/>
-              <w:left w:w="85" w:type="dxa"/>
               <w:right w:w="85" w:type="dxa"/>
             </w:tcMar>
           </w:tcPr>
@@ -3503,15 +3503,15 @@
             <w:tcW w:type="dxa" w:w="1523"/>
             <w:tcBorders>
               <w:top w:val="single" w:sz="4" w:color="D9D9D9"/>
+              <w:left w:val="single" w:sz="4" w:color="D9D9D9"/>
               <w:bottom w:val="single" w:sz="4" w:color="D9D9D9"/>
-              <w:left w:val="single" w:sz="4" w:color="D9D9D9"/>
               <w:right w:val="single" w:sz="4" w:color="D9D9D9"/>
             </w:tcBorders>
             <w:shd w:fill="F1F5F7"/>
             <w:tcMar>
               <w:top w:w="85" w:type="dxa"/>
+              <w:left w:w="85" w:type="dxa"/>
               <w:bottom w:w="85" w:type="dxa"/>
-              <w:left w:w="85" w:type="dxa"/>
               <w:right w:w="85" w:type="dxa"/>
             </w:tcMar>
           </w:tcPr>
@@ -3533,15 +3533,15 @@
             <w:tcW w:type="dxa" w:w="1726"/>
             <w:tcBorders>
               <w:top w:val="single" w:sz="4" w:color="D9D9D9"/>
+              <w:left w:val="single" w:sz="4" w:color="D9D9D9"/>
               <w:bottom w:val="single" w:sz="4" w:color="D9D9D9"/>
-              <w:left w:val="single" w:sz="4" w:color="D9D9D9"/>
               <w:right w:val="single" w:sz="4" w:color="D9D9D9"/>
             </w:tcBorders>
             <w:shd w:fill="F1F5F7"/>
             <w:tcMar>
               <w:top w:w="85" w:type="dxa"/>
+              <w:left w:w="85" w:type="dxa"/>
               <w:bottom w:w="85" w:type="dxa"/>
-              <w:left w:w="85" w:type="dxa"/>
               <w:right w:w="85" w:type="dxa"/>
             </w:tcMar>
           </w:tcPr>
@@ -3565,15 +3565,15 @@
             <w:tcW w:type="dxa" w:w="2436"/>
             <w:tcBorders>
               <w:top w:val="single" w:sz="4" w:color="D9D9D9"/>
+              <w:left w:val="single" w:sz="4" w:color="D9D9D9"/>
               <w:bottom w:val="single" w:sz="4" w:color="D9D9D9"/>
-              <w:left w:val="single" w:sz="4" w:color="D9D9D9"/>
               <w:right w:val="single" w:sz="4" w:color="D9D9D9"/>
             </w:tcBorders>
             <w:shd w:fill="FFFFFF"/>
             <w:tcMar>
               <w:top w:w="85" w:type="dxa"/>
+              <w:left w:w="85" w:type="dxa"/>
               <w:bottom w:w="85" w:type="dxa"/>
-              <w:left w:w="85" w:type="dxa"/>
               <w:right w:w="85" w:type="dxa"/>
             </w:tcMar>
           </w:tcPr>
@@ -3596,15 +3596,15 @@
             <w:tcW w:type="dxa" w:w="1218"/>
             <w:tcBorders>
               <w:top w:val="single" w:sz="4" w:color="D9D9D9"/>
+              <w:left w:val="single" w:sz="4" w:color="D9D9D9"/>
               <w:bottom w:val="single" w:sz="4" w:color="D9D9D9"/>
-              <w:left w:val="single" w:sz="4" w:color="D9D9D9"/>
               <w:right w:val="single" w:sz="4" w:color="D9D9D9"/>
             </w:tcBorders>
             <w:shd w:fill="FFFFFF"/>
             <w:tcMar>
               <w:top w:w="85" w:type="dxa"/>
+              <w:left w:w="85" w:type="dxa"/>
               <w:bottom w:w="85" w:type="dxa"/>
-              <w:left w:w="85" w:type="dxa"/>
               <w:right w:w="85" w:type="dxa"/>
             </w:tcMar>
           </w:tcPr>
@@ -3627,15 +3627,15 @@
             <w:tcW w:type="dxa" w:w="1624"/>
             <w:tcBorders>
               <w:top w:val="single" w:sz="4" w:color="D9D9D9"/>
+              <w:left w:val="single" w:sz="4" w:color="D9D9D9"/>
               <w:bottom w:val="single" w:sz="4" w:color="D9D9D9"/>
-              <w:left w:val="single" w:sz="4" w:color="D9D9D9"/>
               <w:right w:val="single" w:sz="4" w:color="D9D9D9"/>
             </w:tcBorders>
             <w:shd w:fill="FFFFFF"/>
             <w:tcMar>
               <w:top w:w="85" w:type="dxa"/>
+              <w:left w:w="85" w:type="dxa"/>
               <w:bottom w:w="85" w:type="dxa"/>
-              <w:left w:w="85" w:type="dxa"/>
               <w:right w:w="85" w:type="dxa"/>
             </w:tcMar>
           </w:tcPr>
@@ -3658,15 +3658,15 @@
             <w:tcW w:type="dxa" w:w="1624"/>
             <w:tcBorders>
               <w:top w:val="single" w:sz="4" w:color="D9D9D9"/>
+              <w:left w:val="single" w:sz="4" w:color="D9D9D9"/>
               <w:bottom w:val="single" w:sz="4" w:color="D9D9D9"/>
-              <w:left w:val="single" w:sz="4" w:color="D9D9D9"/>
               <w:right w:val="single" w:sz="4" w:color="D9D9D9"/>
             </w:tcBorders>
             <w:shd w:fill="FFFFFF"/>
             <w:tcMar>
               <w:top w:w="85" w:type="dxa"/>
+              <w:left w:w="85" w:type="dxa"/>
               <w:bottom w:w="85" w:type="dxa"/>
-              <w:left w:w="85" w:type="dxa"/>
               <w:right w:w="85" w:type="dxa"/>
             </w:tcMar>
           </w:tcPr>
@@ -3688,15 +3688,15 @@
             <w:tcW w:type="dxa" w:w="1523"/>
             <w:tcBorders>
               <w:top w:val="single" w:sz="4" w:color="D9D9D9"/>
+              <w:left w:val="single" w:sz="4" w:color="D9D9D9"/>
               <w:bottom w:val="single" w:sz="4" w:color="D9D9D9"/>
-              <w:left w:val="single" w:sz="4" w:color="D9D9D9"/>
               <w:right w:val="single" w:sz="4" w:color="D9D9D9"/>
             </w:tcBorders>
             <w:shd w:fill="FFFFFF"/>
             <w:tcMar>
               <w:top w:w="85" w:type="dxa"/>
+              <w:left w:w="85" w:type="dxa"/>
               <w:bottom w:w="85" w:type="dxa"/>
-              <w:left w:w="85" w:type="dxa"/>
               <w:right w:w="85" w:type="dxa"/>
             </w:tcMar>
           </w:tcPr>
@@ -3718,15 +3718,15 @@
             <w:tcW w:type="dxa" w:w="1726"/>
             <w:tcBorders>
               <w:top w:val="single" w:sz="4" w:color="D9D9D9"/>
+              <w:left w:val="single" w:sz="4" w:color="D9D9D9"/>
               <w:bottom w:val="single" w:sz="4" w:color="D9D9D9"/>
-              <w:left w:val="single" w:sz="4" w:color="D9D9D9"/>
               <w:right w:val="single" w:sz="4" w:color="D9D9D9"/>
             </w:tcBorders>
             <w:shd w:fill="FFFFFF"/>
             <w:tcMar>
               <w:top w:w="85" w:type="dxa"/>
+              <w:left w:w="85" w:type="dxa"/>
               <w:bottom w:w="85" w:type="dxa"/>
-              <w:left w:w="85" w:type="dxa"/>
               <w:right w:w="85" w:type="dxa"/>
             </w:tcMar>
           </w:tcPr>
@@ -3890,15 +3890,15 @@
             <w:tcW w:type="dxa" w:w="3046"/>
             <w:tcBorders>
               <w:top w:val="single" w:sz="4" w:color="D9D9D9"/>
+              <w:left w:val="single" w:sz="4" w:color="D9D9D9"/>
               <w:bottom w:val="single" w:sz="4" w:color="D9D9D9"/>
-              <w:left w:val="single" w:sz="4" w:color="D9D9D9"/>
               <w:right w:val="single" w:sz="4" w:color="D9D9D9"/>
             </w:tcBorders>
             <w:shd w:fill="142D40"/>
             <w:tcMar>
               <w:top w:w="85" w:type="dxa"/>
+              <w:left w:w="85" w:type="dxa"/>
               <w:bottom w:w="85" w:type="dxa"/>
-              <w:left w:w="85" w:type="dxa"/>
               <w:right w:w="85" w:type="dxa"/>
             </w:tcMar>
           </w:tcPr>
@@ -3921,15 +3921,15 @@
             <w:tcW w:type="dxa" w:w="7106"/>
             <w:tcBorders>
               <w:top w:val="single" w:sz="4" w:color="D9D9D9"/>
+              <w:left w:val="single" w:sz="4" w:color="D9D9D9"/>
               <w:bottom w:val="single" w:sz="4" w:color="D9D9D9"/>
-              <w:left w:val="single" w:sz="4" w:color="D9D9D9"/>
               <w:right w:val="single" w:sz="4" w:color="D9D9D9"/>
             </w:tcBorders>
             <w:shd w:fill="142D40"/>
             <w:tcMar>
               <w:top w:w="85" w:type="dxa"/>
+              <w:left w:w="85" w:type="dxa"/>
               <w:bottom w:w="85" w:type="dxa"/>
-              <w:left w:w="85" w:type="dxa"/>
               <w:right w:w="85" w:type="dxa"/>
             </w:tcMar>
           </w:tcPr>
@@ -3954,15 +3954,15 @@
             <w:tcW w:type="dxa" w:w="3046"/>
             <w:tcBorders>
               <w:top w:val="single" w:sz="4" w:color="D9D9D9"/>
+              <w:left w:val="single" w:sz="4" w:color="D9D9D9"/>
               <w:bottom w:val="single" w:sz="4" w:color="D9D9D9"/>
-              <w:left w:val="single" w:sz="4" w:color="D9D9D9"/>
               <w:right w:val="single" w:sz="4" w:color="D9D9D9"/>
             </w:tcBorders>
             <w:shd w:fill="FFFFFF"/>
             <w:tcMar>
               <w:top w:w="85" w:type="dxa"/>
+              <w:left w:w="85" w:type="dxa"/>
               <w:bottom w:w="85" w:type="dxa"/>
-              <w:left w:w="85" w:type="dxa"/>
               <w:right w:w="85" w:type="dxa"/>
             </w:tcMar>
           </w:tcPr>
@@ -3985,15 +3985,15 @@
             <w:tcW w:type="dxa" w:w="7106"/>
             <w:tcBorders>
               <w:top w:val="single" w:sz="4" w:color="D9D9D9"/>
+              <w:left w:val="single" w:sz="4" w:color="D9D9D9"/>
               <w:bottom w:val="single" w:sz="4" w:color="D9D9D9"/>
-              <w:left w:val="single" w:sz="4" w:color="D9D9D9"/>
               <w:right w:val="single" w:sz="4" w:color="D9D9D9"/>
             </w:tcBorders>
             <w:shd w:fill="FFFFFF"/>
             <w:tcMar>
               <w:top w:w="85" w:type="dxa"/>
+              <w:left w:w="85" w:type="dxa"/>
               <w:bottom w:w="85" w:type="dxa"/>
-              <w:left w:w="85" w:type="dxa"/>
               <w:right w:w="85" w:type="dxa"/>
             </w:tcMar>
           </w:tcPr>
@@ -4018,15 +4018,15 @@
             <w:tcW w:type="dxa" w:w="3046"/>
             <w:tcBorders>
               <w:top w:val="single" w:sz="4" w:color="D9D9D9"/>
+              <w:left w:val="single" w:sz="4" w:color="D9D9D9"/>
               <w:bottom w:val="single" w:sz="4" w:color="D9D9D9"/>
-              <w:left w:val="single" w:sz="4" w:color="D9D9D9"/>
               <w:right w:val="single" w:sz="4" w:color="D9D9D9"/>
             </w:tcBorders>
             <w:shd w:fill="F1F5F7"/>
             <w:tcMar>
               <w:top w:w="85" w:type="dxa"/>
+              <w:left w:w="85" w:type="dxa"/>
               <w:bottom w:w="85" w:type="dxa"/>
-              <w:left w:w="85" w:type="dxa"/>
               <w:right w:w="85" w:type="dxa"/>
             </w:tcMar>
           </w:tcPr>
@@ -4049,15 +4049,15 @@
             <w:tcW w:type="dxa" w:w="7106"/>
             <w:tcBorders>
               <w:top w:val="single" w:sz="4" w:color="D9D9D9"/>
+              <w:left w:val="single" w:sz="4" w:color="D9D9D9"/>
               <w:bottom w:val="single" w:sz="4" w:color="D9D9D9"/>
-              <w:left w:val="single" w:sz="4" w:color="D9D9D9"/>
               <w:right w:val="single" w:sz="4" w:color="D9D9D9"/>
             </w:tcBorders>
             <w:shd w:fill="F1F5F7"/>
             <w:tcMar>
               <w:top w:w="85" w:type="dxa"/>
+              <w:left w:w="85" w:type="dxa"/>
               <w:bottom w:w="85" w:type="dxa"/>
-              <w:left w:w="85" w:type="dxa"/>
               <w:right w:w="85" w:type="dxa"/>
             </w:tcMar>
           </w:tcPr>
@@ -4082,15 +4082,15 @@
             <w:tcW w:type="dxa" w:w="3046"/>
             <w:tcBorders>
               <w:top w:val="single" w:sz="4" w:color="D9D9D9"/>
+              <w:left w:val="single" w:sz="4" w:color="D9D9D9"/>
               <w:bottom w:val="single" w:sz="4" w:color="D9D9D9"/>
-              <w:left w:val="single" w:sz="4" w:color="D9D9D9"/>
               <w:right w:val="single" w:sz="4" w:color="D9D9D9"/>
             </w:tcBorders>
             <w:shd w:fill="FFFFFF"/>
             <w:tcMar>
               <w:top w:w="85" w:type="dxa"/>
+              <w:left w:w="85" w:type="dxa"/>
               <w:bottom w:w="85" w:type="dxa"/>
-              <w:left w:w="85" w:type="dxa"/>
               <w:right w:w="85" w:type="dxa"/>
             </w:tcMar>
           </w:tcPr>
@@ -4113,15 +4113,15 @@
             <w:tcW w:type="dxa" w:w="7106"/>
             <w:tcBorders>
               <w:top w:val="single" w:sz="4" w:color="D9D9D9"/>
+              <w:left w:val="single" w:sz="4" w:color="D9D9D9"/>
               <w:bottom w:val="single" w:sz="4" w:color="D9D9D9"/>
-              <w:left w:val="single" w:sz="4" w:color="D9D9D9"/>
               <w:right w:val="single" w:sz="4" w:color="D9D9D9"/>
             </w:tcBorders>
             <w:shd w:fill="FFFFFF"/>
             <w:tcMar>
               <w:top w:w="85" w:type="dxa"/>
+              <w:left w:w="85" w:type="dxa"/>
               <w:bottom w:w="85" w:type="dxa"/>
-              <w:left w:w="85" w:type="dxa"/>
               <w:right w:w="85" w:type="dxa"/>
             </w:tcMar>
           </w:tcPr>
@@ -4146,15 +4146,15 @@
             <w:tcW w:type="dxa" w:w="3046"/>
             <w:tcBorders>
               <w:top w:val="single" w:sz="4" w:color="D9D9D9"/>
+              <w:left w:val="single" w:sz="4" w:color="D9D9D9"/>
               <w:bottom w:val="single" w:sz="4" w:color="D9D9D9"/>
-              <w:left w:val="single" w:sz="4" w:color="D9D9D9"/>
               <w:right w:val="single" w:sz="4" w:color="D9D9D9"/>
             </w:tcBorders>
             <w:shd w:fill="F1F5F7"/>
             <w:tcMar>
               <w:top w:w="85" w:type="dxa"/>
+              <w:left w:w="85" w:type="dxa"/>
               <w:bottom w:w="85" w:type="dxa"/>
-              <w:left w:w="85" w:type="dxa"/>
               <w:right w:w="85" w:type="dxa"/>
             </w:tcMar>
           </w:tcPr>
@@ -4177,15 +4177,15 @@
             <w:tcW w:type="dxa" w:w="7106"/>
             <w:tcBorders>
               <w:top w:val="single" w:sz="4" w:color="D9D9D9"/>
+              <w:left w:val="single" w:sz="4" w:color="D9D9D9"/>
               <w:bottom w:val="single" w:sz="4" w:color="D9D9D9"/>
-              <w:left w:val="single" w:sz="4" w:color="D9D9D9"/>
               <w:right w:val="single" w:sz="4" w:color="D9D9D9"/>
             </w:tcBorders>
             <w:shd w:fill="F1F5F7"/>
             <w:tcMar>
               <w:top w:w="85" w:type="dxa"/>
+              <w:left w:w="85" w:type="dxa"/>
               <w:bottom w:w="85" w:type="dxa"/>
-              <w:left w:w="85" w:type="dxa"/>
               <w:right w:w="85" w:type="dxa"/>
             </w:tcMar>
           </w:tcPr>
@@ -4372,15 +4372,15 @@
             <w:tcW w:type="dxa" w:w="7309"/>
             <w:tcBorders>
               <w:top w:val="single" w:sz="4" w:color="D9D9D9"/>
+              <w:left w:val="single" w:sz="4" w:color="D9D9D9"/>
               <w:bottom w:val="single" w:sz="4" w:color="D9D9D9"/>
-              <w:left w:val="single" w:sz="4" w:color="D9D9D9"/>
               <w:right w:val="single" w:sz="4" w:color="D9D9D9"/>
             </w:tcBorders>
             <w:shd w:fill="142D40"/>
             <w:tcMar>
               <w:top w:w="85" w:type="dxa"/>
+              <w:left w:w="85" w:type="dxa"/>
               <w:bottom w:w="85" w:type="dxa"/>
-              <w:left w:w="85" w:type="dxa"/>
               <w:right w:w="85" w:type="dxa"/>
             </w:tcMar>
           </w:tcPr>
@@ -4403,15 +4403,15 @@
             <w:tcW w:type="dxa" w:w="2843"/>
             <w:tcBorders>
               <w:top w:val="single" w:sz="4" w:color="D9D9D9"/>
+              <w:left w:val="single" w:sz="4" w:color="D9D9D9"/>
               <w:bottom w:val="single" w:sz="4" w:color="D9D9D9"/>
-              <w:left w:val="single" w:sz="4" w:color="D9D9D9"/>
               <w:right w:val="single" w:sz="4" w:color="D9D9D9"/>
             </w:tcBorders>
             <w:shd w:fill="142D40"/>
             <w:tcMar>
               <w:top w:w="85" w:type="dxa"/>
+              <w:left w:w="85" w:type="dxa"/>
               <w:bottom w:w="85" w:type="dxa"/>
-              <w:left w:w="85" w:type="dxa"/>
               <w:right w:w="85" w:type="dxa"/>
             </w:tcMar>
           </w:tcPr>
@@ -4436,15 +4436,15 @@
             <w:tcW w:type="dxa" w:w="7309"/>
             <w:tcBorders>
               <w:top w:val="single" w:sz="4" w:color="D9D9D9"/>
+              <w:left w:val="single" w:sz="4" w:color="D9D9D9"/>
               <w:bottom w:val="single" w:sz="4" w:color="D9D9D9"/>
-              <w:left w:val="single" w:sz="4" w:color="D9D9D9"/>
               <w:right w:val="single" w:sz="4" w:color="D9D9D9"/>
             </w:tcBorders>
             <w:shd w:fill="FFFFFF"/>
             <w:tcMar>
               <w:top w:w="85" w:type="dxa"/>
+              <w:left w:w="85" w:type="dxa"/>
               <w:bottom w:w="85" w:type="dxa"/>
-              <w:left w:w="85" w:type="dxa"/>
               <w:right w:w="85" w:type="dxa"/>
             </w:tcMar>
           </w:tcPr>
@@ -4467,15 +4467,15 @@
             <w:tcW w:type="dxa" w:w="2843"/>
             <w:tcBorders>
               <w:top w:val="single" w:sz="4" w:color="D9D9D9"/>
+              <w:left w:val="single" w:sz="4" w:color="D9D9D9"/>
               <w:bottom w:val="single" w:sz="4" w:color="D9D9D9"/>
-              <w:left w:val="single" w:sz="4" w:color="D9D9D9"/>
               <w:right w:val="single" w:sz="4" w:color="D9D9D9"/>
             </w:tcBorders>
             <w:shd w:fill="FFFFFF"/>
             <w:tcMar>
               <w:top w:w="85" w:type="dxa"/>
+              <w:left w:w="85" w:type="dxa"/>
               <w:bottom w:w="85" w:type="dxa"/>
-              <w:left w:w="85" w:type="dxa"/>
               <w:right w:w="85" w:type="dxa"/>
             </w:tcMar>
           </w:tcPr>
